--- a/CA2-Business Information Systems- 2024225.docx
+++ b/CA2-Business Information Systems- 2024225.docx
@@ -1273,9 +1273,6 @@
         <w:br/>
       </w:r>
       <w:r>
-        <w:br/>
-      </w:r>
-      <w:r>
         <w:rPr>
           <w:rStyle w:val="Heading1Char"/>
         </w:rPr>
@@ -1288,27 +1285,88 @@
           <w:rStyle w:val="Heading1Char"/>
         </w:rPr>
       </w:pPr>
-    </w:p>
-    <w:p>
-      <w:pPr>
+      <w:r>
         <w:rPr>
           <w:rStyle w:val="Heading1Char"/>
         </w:rPr>
-      </w:pPr>
-    </w:p>
+        <w:t>Security</w:t>
+      </w:r>
+    </w:p>
+    <w:p>
+      <w:r>
+        <w:t>To protect the user information , the system must include:</w:t>
+      </w:r>
+    </w:p>
+    <w:p>
+      <w:r>
+        <w:t>Encrypted passwords</w:t>
+      </w:r>
+      <w:r>
+        <w:br/>
+        <w:t>Use of HTTPS</w:t>
+      </w:r>
+    </w:p>
+    <w:p>
+      <w:r>
+        <w:t>Access control (admin and user)</w:t>
+      </w:r>
+    </w:p>
+    <w:p>
+      <w:r>
+        <w:t>Protection against attacks</w:t>
+      </w:r>
+    </w:p>
+    <w:p>
+      <w:r>
+        <w:t>These avoid the theft of data and protect the privacy</w:t>
+      </w:r>
+    </w:p>
+    <w:p/>
     <w:p>
       <w:pPr>
         <w:rPr>
           <w:rStyle w:val="Heading1Char"/>
         </w:rPr>
       </w:pPr>
-    </w:p>
-    <w:p>
-      <w:pPr>
+      <w:r>
         <w:rPr>
           <w:rStyle w:val="Heading1Char"/>
         </w:rPr>
-      </w:pPr>
+        <w:t>Reliability</w:t>
+      </w:r>
+    </w:p>
+    <w:p>
+      <w:r>
+        <w:t xml:space="preserve">The system must work correctly in any time </w:t>
+      </w:r>
+      <w:r>
+        <w:br/>
+      </w:r>
+      <w:r>
+        <w:br/>
+        <w:t>Measure to take</w:t>
+      </w:r>
+      <w:r>
+        <w:br/>
+        <w:t>Automatic backups</w:t>
+      </w:r>
+      <w:r>
+        <w:br/>
+        <w:t>System Testing</w:t>
+      </w:r>
+    </w:p>
+    <w:p>
+      <w:r>
+        <w:lastRenderedPageBreak/>
+        <w:t>Constant monitoring</w:t>
+      </w:r>
+      <w:r>
+        <w:br/>
+      </w:r>
+      <w:r>
+        <w:br/>
+        <w:t>This ensure that the system don’t suffer fails</w:t>
+      </w:r>
     </w:p>
     <w:p>
       <w:pPr>
@@ -1316,14 +1374,57 @@
           <w:rStyle w:val="Heading1Char"/>
         </w:rPr>
       </w:pPr>
-    </w:p>
-    <w:p>
-      <w:pPr>
+      <w:r>
+        <w:br/>
+      </w:r>
+      <w:r>
         <w:rPr>
           <w:rStyle w:val="Heading1Char"/>
         </w:rPr>
-      </w:pPr>
-    </w:p>
+        <w:t>Scalability</w:t>
+      </w:r>
+    </w:p>
+    <w:p>
+      <w:r>
+        <w:t>The system must</w:t>
+      </w:r>
+      <w:r>
+        <w:t xml:space="preserve"> be able to grow with the business</w:t>
+      </w:r>
+      <w:r>
+        <w:br/>
+      </w:r>
+      <w:r>
+        <w:br/>
+        <w:t xml:space="preserve">use of cloud service in the cloud </w:t>
+      </w:r>
+      <w:r>
+        <w:br/>
+        <w:t xml:space="preserve">scalable data base </w:t>
+      </w:r>
+    </w:p>
+    <w:p>
+      <w:r>
+        <w:t>load balancing</w:t>
+      </w:r>
+      <w:r>
+        <w:br/>
+      </w:r>
+      <w:r>
+        <w:br/>
+      </w:r>
+      <w:r>
+        <w:br/>
+      </w:r>
+      <w:r>
+        <w:br/>
+      </w:r>
+      <w:r>
+        <w:br/>
+      </w:r>
+    </w:p>
+    <w:p/>
+    <w:p/>
     <w:p>
       <w:pPr>
         <w:rPr>
@@ -1331,10 +1432,79 @@
         </w:rPr>
       </w:pPr>
     </w:p>
+    <w:p>
+      <w:pPr>
+        <w:rPr>
+          <w:rStyle w:val="Heading1Char"/>
+        </w:rPr>
+      </w:pPr>
+    </w:p>
+    <w:p>
+      <w:pPr>
+        <w:rPr>
+          <w:rStyle w:val="Heading1Char"/>
+        </w:rPr>
+      </w:pPr>
+    </w:p>
+    <w:p>
+      <w:pPr>
+        <w:rPr>
+          <w:rStyle w:val="Heading1Char"/>
+        </w:rPr>
+      </w:pPr>
+    </w:p>
+    <w:p>
+      <w:pPr>
+        <w:rPr>
+          <w:rStyle w:val="Heading1Char"/>
+        </w:rPr>
+      </w:pPr>
+    </w:p>
+    <w:p>
+      <w:pPr>
+        <w:rPr>
+          <w:rStyle w:val="Heading1Char"/>
+        </w:rPr>
+      </w:pPr>
+    </w:p>
+    <w:p>
+      <w:pPr>
+        <w:rPr>
+          <w:rStyle w:val="Heading1Char"/>
+        </w:rPr>
+      </w:pPr>
+    </w:p>
+    <w:p>
+      <w:pPr>
+        <w:rPr>
+          <w:rStyle w:val="Heading1Char"/>
+        </w:rPr>
+      </w:pPr>
+    </w:p>
+    <w:p>
+      <w:pPr>
+        <w:rPr>
+          <w:rStyle w:val="Heading1Char"/>
+        </w:rPr>
+      </w:pPr>
+    </w:p>
+    <w:p>
+      <w:pPr>
+        <w:rPr>
+          <w:rStyle w:val="Heading1Char"/>
+        </w:rPr>
+      </w:pPr>
+    </w:p>
+    <w:p>
+      <w:pPr>
+        <w:rPr>
+          <w:rStyle w:val="Heading1Char"/>
+        </w:rPr>
+      </w:pPr>
+    </w:p>
     <w:p/>
     <w:p>
       <w:r>
-        <w:lastRenderedPageBreak/>
         <w:br/>
       </w:r>
       <w:r>
@@ -2683,6 +2853,7 @@
   <w:style w:type="character" w:default="1" w:styleId="DefaultParagraphFont">
     <w:name w:val="Default Paragraph Font"/>
     <w:uiPriority w:val="1"/>
+    <w:semiHidden/>
     <w:unhideWhenUsed/>
   </w:style>
   <w:style w:type="table" w:default="1" w:styleId="TableNormal">

--- a/CA2-Business Information Systems- 2024225.docx
+++ b/CA2-Business Information Systems- 2024225.docx
@@ -1422,6 +1422,12 @@
       <w:r>
         <w:br/>
       </w:r>
+      <w:r>
+        <w:br/>
+      </w:r>
+      <w:r>
+        <w:br/>
+      </w:r>
     </w:p>
     <w:p/>
     <w:p/>
@@ -1511,8 +1517,68 @@
         <w:rPr>
           <w:rStyle w:val="Heading1Char"/>
         </w:rPr>
-        <w:t>Legal Issues</w:t>
-      </w:r>
+        <w:t>Legal Aspects</w:t>
+      </w:r>
+      <w:r>
+        <w:rPr>
+          <w:rStyle w:val="Heading1Char"/>
+        </w:rPr>
+        <w:br/>
+      </w:r>
+      <w:r>
+        <w:t>The system must fulfil with protection laws of data such as :</w:t>
+      </w:r>
+    </w:p>
+    <w:p>
+      <w:r>
+        <w:t>GPDR</w:t>
+      </w:r>
+    </w:p>
+    <w:p>
+      <w:r>
+        <w:t>This means :</w:t>
+      </w:r>
+    </w:p>
+    <w:p>
+      <w:r>
+        <w:t xml:space="preserve">Ask user </w:t>
+      </w:r>
+      <w:r>
+        <w:t>consent</w:t>
+      </w:r>
+    </w:p>
+    <w:p>
+      <w:r>
+        <w:t>Protect personal data</w:t>
+      </w:r>
+    </w:p>
+    <w:p>
+      <w:r>
+        <w:t xml:space="preserve">Allow the user delete their information </w:t>
+      </w:r>
+    </w:p>
+    <w:p>
+      <w:pPr>
+        <w:rPr>
+          <w:rStyle w:val="Heading1Char"/>
+        </w:rPr>
+      </w:pPr>
+      <w:r>
+        <w:t xml:space="preserve">The </w:t>
+      </w:r>
+      <w:r>
+        <w:t>non-compliance</w:t>
+      </w:r>
+      <w:r>
+        <w:t xml:space="preserve"> could cause legal fines </w:t>
+      </w:r>
+    </w:p>
+    <w:p>
+      <w:pPr>
+        <w:rPr>
+          <w:rStyle w:val="Heading1Char"/>
+        </w:rPr>
+      </w:pPr>
       <w:r>
         <w:br/>
       </w:r>
@@ -1526,18 +1592,151 @@
         <w:t>Ethical Issues</w:t>
       </w:r>
       <w:r>
-        <w:br/>
-      </w:r>
-      <w:r>
-        <w:br/>
-      </w:r>
-      <w:r>
-        <w:rPr>
-          <w:rStyle w:val="Heading1Char"/>
-        </w:rPr>
+        <w:rPr>
+          <w:rStyle w:val="Heading1Char"/>
+        </w:rPr>
+        <w:br/>
+      </w:r>
+    </w:p>
+    <w:p>
+      <w:pPr>
+        <w:rPr>
+          <w:rStyle w:val="Heading1Char"/>
+        </w:rPr>
+      </w:pPr>
+      <w:r>
+        <w:t>The system  also must considerate ethics topics:</w:t>
+      </w:r>
+    </w:p>
+    <w:p>
+      <w:r>
+        <w:t>Respect the privacy of the user</w:t>
+      </w:r>
+    </w:p>
+    <w:p>
+      <w:r>
+        <w:t xml:space="preserve">Do not use data without </w:t>
+      </w:r>
+      <w:proofErr w:type="spellStart"/>
+      <w:r>
+        <w:t>without</w:t>
+      </w:r>
+      <w:proofErr w:type="spellEnd"/>
+      <w:r>
+        <w:t xml:space="preserve"> permission</w:t>
+      </w:r>
+    </w:p>
+    <w:p>
+      <w:r>
+        <w:t>Do not manipulate the user</w:t>
+      </w:r>
+    </w:p>
+    <w:p>
+      <w:pPr>
+        <w:rPr>
+          <w:rStyle w:val="Heading1Char"/>
+        </w:rPr>
+      </w:pPr>
+      <w:r>
+        <w:t>Transparency with the use of data</w:t>
+      </w:r>
+      <w:r>
+        <w:rPr>
+          <w:rStyle w:val="Heading1Char"/>
+        </w:rPr>
+        <w:br/>
+      </w:r>
+      <w:r>
+        <w:rPr>
+          <w:rStyle w:val="Heading1Char"/>
+        </w:rPr>
+        <w:br/>
+      </w:r>
+      <w:r>
+        <w:rPr>
+          <w:rStyle w:val="Heading1Char"/>
+        </w:rPr>
+        <w:br/>
+      </w:r>
+      <w:r>
+        <w:rPr>
+          <w:rStyle w:val="Heading1Char"/>
+        </w:rPr>
+        <w:br/>
+      </w:r>
+      <w:r>
+        <w:br/>
+      </w:r>
+      <w:r>
+        <w:br/>
+      </w:r>
+    </w:p>
+    <w:p>
+      <w:pPr>
+        <w:rPr>
+          <w:rStyle w:val="Heading1Char"/>
+        </w:rPr>
+      </w:pPr>
+      <w:r>
+        <w:rPr>
+          <w:rStyle w:val="Heading1Char"/>
+        </w:rPr>
+        <w:lastRenderedPageBreak/>
         <w:t>Conclusion</w:t>
       </w:r>
     </w:p>
+    <w:p>
+      <w:r>
+        <w:t>The development of the app for food order can</w:t>
+      </w:r>
+      <w:r>
+        <w:t xml:space="preserve"> improve </w:t>
+      </w:r>
+      <w:proofErr w:type="spellStart"/>
+      <w:r>
+        <w:t>significally</w:t>
+      </w:r>
+      <w:proofErr w:type="spellEnd"/>
+      <w:r>
+        <w:t xml:space="preserve"> the operation of the business</w:t>
+      </w:r>
+    </w:p>
+    <w:p>
+      <w:pPr>
+        <w:rPr>
+          <w:rStyle w:val="Heading1Char"/>
+        </w:rPr>
+      </w:pPr>
+    </w:p>
+    <w:p>
+      <w:pPr>
+        <w:rPr>
+          <w:rStyle w:val="Heading1Char"/>
+        </w:rPr>
+      </w:pPr>
+    </w:p>
+    <w:p>
+      <w:pPr>
+        <w:rPr>
+          <w:rStyle w:val="Heading1Char"/>
+        </w:rPr>
+      </w:pPr>
+    </w:p>
+    <w:p>
+      <w:pPr>
+        <w:rPr>
+          <w:rStyle w:val="Heading1Char"/>
+        </w:rPr>
+      </w:pPr>
+    </w:p>
+    <w:p>
+      <w:pPr>
+        <w:rPr>
+          <w:rStyle w:val="Heading1Char"/>
+        </w:rPr>
+      </w:pPr>
+    </w:p>
+    <w:p/>
     <w:sectPr>
       <w:pgSz w:w="11906" w:h="16838"/>
       <w:pgMar w:top="1440" w:right="1440" w:bottom="1440" w:left="1440" w:header="708" w:footer="708" w:gutter="0"/>
@@ -2853,7 +3052,6 @@
   <w:style w:type="character" w:default="1" w:styleId="DefaultParagraphFont">
     <w:name w:val="Default Paragraph Font"/>
     <w:uiPriority w:val="1"/>
-    <w:semiHidden/>
     <w:unhideWhenUsed/>
   </w:style>
   <w:style w:type="table" w:default="1" w:styleId="TableNormal">

--- a/CA2-Business Information Systems- 2024225.docx
+++ b/CA2-Business Information Systems- 2024225.docx
@@ -1692,13 +1692,25 @@
       <w:r>
         <w:t xml:space="preserve"> improve </w:t>
       </w:r>
-      <w:proofErr w:type="spellStart"/>
-      <w:r>
-        <w:t>significally</w:t>
-      </w:r>
-      <w:proofErr w:type="spellEnd"/>
+      <w:r>
+        <w:t>significantly</w:t>
+      </w:r>
       <w:r>
         <w:t xml:space="preserve"> the operation of the business</w:t>
+      </w:r>
+      <w:r>
+        <w:t>.</w:t>
+      </w:r>
+      <w:r>
+        <w:br/>
+        <w:t>The use of the Agile methodology allows flexibility and continuous improvement. Besides, apply security measure , reliability and scalability ensure the system be efficient and sustainable .</w:t>
+      </w:r>
+      <w:r>
+        <w:br/>
+      </w:r>
+      <w:r>
+        <w:br/>
+        <w:t xml:space="preserve">Finally, fulfil with the legal aspect and ethic is fundamental to protect the user and avoid legal problem </w:t>
       </w:r>
     </w:p>
     <w:p>

--- a/CA2-Business Information Systems- 2024225.docx
+++ b/CA2-Business Information Systems- 2024225.docx
@@ -955,7 +955,45 @@
       </w:r>
       <w:r>
         <w:br/>
-        <w:t>Nowadays, many companies of the food sector use digital systems to improve the services provided. In this case, the business is a companies of food delivery that want to improve the way that customer make a order of food.</w:t>
+        <w:t xml:space="preserve">Nowadays, many companies of the food sector use digital systems to improve the services provided. In this case, the business is a companies of food delivery that want to improve the way that customer make </w:t>
+      </w:r>
+      <w:proofErr w:type="spellStart"/>
+      <w:r>
+        <w:t>a</w:t>
+      </w:r>
+      <w:proofErr w:type="spellEnd"/>
+      <w:r>
+        <w:t xml:space="preserve"> order of food.</w:t>
+      </w:r>
+    </w:p>
+    <w:p>
+      <w:r>
+        <w:t>In the last years, the use of applications has growth the significantly way in the food sector. The customer wish can make order the fast way, safe and for anywhere.</w:t>
+      </w:r>
+      <w:r>
+        <w:br/>
+        <w:t xml:space="preserve">Besides, the competence between delivery companies is high. So have with </w:t>
+      </w:r>
+      <w:proofErr w:type="spellStart"/>
+      <w:r>
+        <w:t>a</w:t>
+      </w:r>
+      <w:proofErr w:type="spellEnd"/>
+      <w:r>
+        <w:t xml:space="preserve"> efficient system can mark a big difference.</w:t>
+      </w:r>
+      <w:r>
+        <w:br/>
+      </w:r>
+      <w:r>
+        <w:br/>
+        <w:t xml:space="preserve">Also is important mention that a digital system no only improve the user experience, but also allow make better decisions based in data. For example, the business could analyse what products sell more, at what time </w:t>
+      </w:r>
+      <w:r>
+        <w:t>there is more demand</w:t>
+      </w:r>
+      <w:r>
+        <w:t xml:space="preserve"> and how optimize the delivery</w:t>
       </w:r>
       <w:r>
         <w:br/>
@@ -1130,6 +1168,7 @@
         </w:numPr>
       </w:pPr>
       <w:r>
+        <w:lastRenderedPageBreak/>
         <w:t>Business dashboard</w:t>
       </w:r>
     </w:p>
@@ -1318,6 +1357,7 @@
     </w:p>
     <w:p>
       <w:r>
+        <w:lastRenderedPageBreak/>
         <w:t>These avoid the theft of data and protect the privacy</w:t>
       </w:r>
     </w:p>
@@ -1357,7 +1397,6 @@
     </w:p>
     <w:p>
       <w:r>
-        <w:lastRenderedPageBreak/>
         <w:t>Constant monitoring</w:t>
       </w:r>
       <w:r>
@@ -1638,6 +1677,7 @@
         </w:rPr>
       </w:pPr>
       <w:r>
+        <w:lastRenderedPageBreak/>
         <w:t>Transparency with the use of data</w:t>
       </w:r>
       <w:r>
@@ -1681,7 +1721,6 @@
         <w:rPr>
           <w:rStyle w:val="Heading1Char"/>
         </w:rPr>
-        <w:lastRenderedPageBreak/>
         <w:t>Conclusion</w:t>
       </w:r>
     </w:p>

--- a/CA2-Business Information Systems- 2024225.docx
+++ b/CA2-Business Information Systems- 2024225.docx
@@ -1051,10 +1051,67 @@
       </w:r>
     </w:p>
     <w:p>
-      <w:r>
-        <w:rPr>
-          <w:rStyle w:val="Heading1Char"/>
-        </w:rPr>
+      <w:pPr>
+        <w:rPr>
+          <w:rStyle w:val="Heading1Char"/>
+        </w:rPr>
+      </w:pPr>
+    </w:p>
+    <w:p>
+      <w:pPr>
+        <w:rPr>
+          <w:rStyle w:val="Heading1Char"/>
+        </w:rPr>
+      </w:pPr>
+    </w:p>
+    <w:p>
+      <w:pPr>
+        <w:rPr>
+          <w:rStyle w:val="Heading1Char"/>
+        </w:rPr>
+      </w:pPr>
+    </w:p>
+    <w:p>
+      <w:pPr>
+        <w:rPr>
+          <w:rStyle w:val="Heading1Char"/>
+        </w:rPr>
+      </w:pPr>
+    </w:p>
+    <w:p>
+      <w:pPr>
+        <w:rPr>
+          <w:rStyle w:val="Heading1Char"/>
+        </w:rPr>
+      </w:pPr>
+    </w:p>
+    <w:p>
+      <w:pPr>
+        <w:rPr>
+          <w:rStyle w:val="Heading1Char"/>
+        </w:rPr>
+      </w:pPr>
+    </w:p>
+    <w:p>
+      <w:pPr>
+        <w:rPr>
+          <w:rStyle w:val="Heading1Char"/>
+        </w:rPr>
+      </w:pPr>
+    </w:p>
+    <w:p>
+      <w:pPr>
+        <w:rPr>
+          <w:rStyle w:val="Heading1Char"/>
+        </w:rPr>
+      </w:pPr>
+    </w:p>
+    <w:p>
+      <w:r>
+        <w:rPr>
+          <w:rStyle w:val="Heading1Char"/>
+        </w:rPr>
+        <w:lastRenderedPageBreak/>
         <w:t>Proposed Information System</w:t>
       </w:r>
     </w:p>
@@ -1168,7 +1225,6 @@
         </w:numPr>
       </w:pPr>
       <w:r>
-        <w:lastRenderedPageBreak/>
         <w:t>Business dashboard</w:t>
       </w:r>
     </w:p>
@@ -1217,6 +1273,27 @@
       <w:r>
         <w:t>This system will improve the efficiency and customer experience</w:t>
       </w:r>
+      <w:r>
+        <w:br/>
+      </w:r>
+      <w:r>
+        <w:br/>
+        <w:t>Besides, this system will allow reduce human error, since the orders will be manged automatically . This will help to improve the precision of orders and reduce waiting times.</w:t>
+      </w:r>
+      <w:r>
+        <w:br/>
+      </w:r>
+      <w:r>
+        <w:br/>
+        <w:t>Another positive point , is the system can integrate other tools , such a payment systems, maps for deliveries and data base. All this make the system will be more complete and usable for the business.</w:t>
+      </w:r>
+      <w:r>
+        <w:br/>
+      </w:r>
+      <w:r>
+        <w:br/>
+        <w:t xml:space="preserve">Also cans considerate the implementation of a recommendation system, where the application suggest to the costumer products based in their previous purchases. This can increase the sales and improve the user experience. </w:t>
+      </w:r>
     </w:p>
     <w:p/>
     <w:p/>
@@ -1227,6 +1304,7 @@
         </w:rPr>
       </w:pPr>
       <w:r>
+        <w:lastRenderedPageBreak/>
         <w:br/>
       </w:r>
       <w:r>
@@ -1242,6 +1320,86 @@
       </w:r>
       <w:r>
         <w:t xml:space="preserve"> but the better one for this specific project is  Agile(Scrum).</w:t>
+      </w:r>
+      <w:r>
+        <w:br/>
+      </w:r>
+      <w:r>
+        <w:br/>
+        <w:t xml:space="preserve">Other methodologies </w:t>
+      </w:r>
+      <w:r>
+        <w:t>that</w:t>
+      </w:r>
+      <w:r>
+        <w:t xml:space="preserve"> can be used is Waterfall.</w:t>
+      </w:r>
+      <w:r>
+        <w:br/>
+        <w:t xml:space="preserve">Waterfall is a </w:t>
+      </w:r>
+      <w:r>
+        <w:t xml:space="preserve">traditional </w:t>
+      </w:r>
+      <w:r>
+        <w:t xml:space="preserve">approach where the development is make in </w:t>
+      </w:r>
+      <w:r>
+        <w:t>sequential</w:t>
+      </w:r>
+      <w:r>
+        <w:t xml:space="preserve"> stage. Each stage must complete before to pass to next stage.</w:t>
+      </w:r>
+      <w:r>
+        <w:br/>
+        <w:t xml:space="preserve">These stages include </w:t>
+      </w:r>
+      <w:r>
+        <w:t>analysis</w:t>
+      </w:r>
+      <w:r>
+        <w:t xml:space="preserve">, design, development, testing and implementation </w:t>
+      </w:r>
+      <w:r>
+        <w:br/>
+        <w:t>Othe</w:t>
+      </w:r>
+      <w:r>
+        <w:t>r</w:t>
+      </w:r>
+      <w:r>
+        <w:t xml:space="preserve"> adva</w:t>
+      </w:r>
+      <w:r>
+        <w:t>nta</w:t>
+      </w:r>
+      <w:r>
+        <w:t xml:space="preserve">ges the waterfall is that has clear structure and is easy to understand. However has </w:t>
+      </w:r>
+      <w:r>
+        <w:t>disadvantage</w:t>
+      </w:r>
+      <w:r>
+        <w:t xml:space="preserve"> that don’t allow </w:t>
+      </w:r>
+      <w:r>
+        <w:t>changes</w:t>
+      </w:r>
+      <w:r>
+        <w:t xml:space="preserve"> easily once the project has started.</w:t>
+      </w:r>
+      <w:r>
+        <w:br/>
+      </w:r>
+      <w:r>
+        <w:br/>
+        <w:t xml:space="preserve">Comparing both methodologies, Agile is the more </w:t>
+      </w:r>
+      <w:r>
+        <w:t>suitable to this project because allow to adapt to changes and improve the system continuously according the needs of the user.</w:t>
+      </w:r>
+      <w:r>
+        <w:br/>
       </w:r>
     </w:p>
     <w:p>
@@ -1311,22 +1469,59 @@
       <w:r>
         <w:br/>
       </w:r>
-      <w:r>
-        <w:rPr>
-          <w:rStyle w:val="Heading1Char"/>
-        </w:rPr>
+    </w:p>
+    <w:p>
+      <w:pPr>
+        <w:rPr>
+          <w:rStyle w:val="Heading1Char"/>
+        </w:rPr>
+      </w:pPr>
+    </w:p>
+    <w:p>
+      <w:pPr>
+        <w:rPr>
+          <w:rStyle w:val="Heading1Char"/>
+        </w:rPr>
+      </w:pPr>
+    </w:p>
+    <w:p>
+      <w:pPr>
+        <w:rPr>
+          <w:rStyle w:val="Heading1Char"/>
+        </w:rPr>
+      </w:pPr>
+    </w:p>
+    <w:p>
+      <w:pPr>
+        <w:rPr>
+          <w:rStyle w:val="Heading1Char"/>
+        </w:rPr>
+      </w:pPr>
+    </w:p>
+    <w:p>
+      <w:pPr>
+        <w:rPr>
+          <w:rStyle w:val="Heading1Char"/>
+        </w:rPr>
+      </w:pPr>
+      <w:r>
+        <w:rPr>
+          <w:rStyle w:val="Heading1Char"/>
+        </w:rPr>
+        <w:lastRenderedPageBreak/>
         <w:t>Security, Reliability, Scalability</w:t>
       </w:r>
     </w:p>
     <w:p>
       <w:pPr>
-        <w:rPr>
-          <w:rStyle w:val="Heading1Char"/>
-        </w:rPr>
-      </w:pPr>
-      <w:r>
-        <w:rPr>
-          <w:rStyle w:val="Heading1Char"/>
+        <w:pStyle w:val="Subtitle"/>
+        <w:rPr>
+          <w:rStyle w:val="Strong"/>
+        </w:rPr>
+      </w:pPr>
+      <w:r>
+        <w:rPr>
+          <w:rStyle w:val="Strong"/>
         </w:rPr>
         <w:t>Security</w:t>
       </w:r>
@@ -1337,93 +1532,239 @@
       </w:r>
     </w:p>
     <w:p>
+      <w:pPr>
+        <w:pStyle w:val="ListParagraph"/>
+        <w:numPr>
+          <w:ilvl w:val="0"/>
+          <w:numId w:val="8"/>
+        </w:numPr>
+        <w:spacing w:after="0"/>
+      </w:pPr>
       <w:r>
         <w:t>Encrypted passwords</w:t>
       </w:r>
-      <w:r>
-        <w:br/>
+    </w:p>
+    <w:p>
+      <w:pPr>
+        <w:pStyle w:val="ListParagraph"/>
+        <w:numPr>
+          <w:ilvl w:val="0"/>
+          <w:numId w:val="8"/>
+        </w:numPr>
+        <w:spacing w:after="0"/>
+      </w:pPr>
+      <w:r>
         <w:t>Use of HTTPS</w:t>
       </w:r>
     </w:p>
     <w:p>
+      <w:pPr>
+        <w:pStyle w:val="ListParagraph"/>
+        <w:numPr>
+          <w:ilvl w:val="0"/>
+          <w:numId w:val="8"/>
+        </w:numPr>
+        <w:spacing w:after="0"/>
+      </w:pPr>
       <w:r>
         <w:t>Access control (admin and user)</w:t>
       </w:r>
     </w:p>
     <w:p>
+      <w:pPr>
+        <w:pStyle w:val="ListParagraph"/>
+        <w:numPr>
+          <w:ilvl w:val="0"/>
+          <w:numId w:val="8"/>
+        </w:numPr>
+        <w:spacing w:after="0"/>
+      </w:pPr>
       <w:r>
         <w:t>Protection against attacks</w:t>
       </w:r>
     </w:p>
     <w:p>
+      <w:pPr>
+        <w:spacing w:after="0"/>
+      </w:pPr>
+      <w:r>
+        <w:t>These avoid the theft of data and protect the privacy</w:t>
+      </w:r>
+      <w:r>
+        <w:br/>
+      </w:r>
+      <w:r>
+        <w:br/>
+        <w:t xml:space="preserve">Besides , is important implement a safe </w:t>
+      </w:r>
+      <w:r>
+        <w:t>authentication, such a verification in two steps, to increase the user account  protection . Also must apply security</w:t>
+      </w:r>
+    </w:p>
+    <w:p>
+      <w:pPr>
+        <w:spacing w:after="0"/>
+      </w:pPr>
+      <w:r>
+        <w:t xml:space="preserve">policies to avoid </w:t>
+      </w:r>
+      <w:r>
+        <w:t>unauthorized</w:t>
+      </w:r>
+      <w:r>
+        <w:t xml:space="preserve"> access </w:t>
+      </w:r>
+      <w:r>
+        <w:br/>
+      </w:r>
+      <w:r>
+        <w:br/>
+        <w:t>The system must fulfil with modern security standards and make periodic testing to detect possible vulnerabilities . This help to keep the user trust in the application.</w:t>
+      </w:r>
+    </w:p>
+    <w:p/>
+    <w:p>
+      <w:pPr>
+        <w:pStyle w:val="Subtitle"/>
+        <w:rPr>
+          <w:rStyle w:val="Heading1Char"/>
+          <w:rFonts w:asciiTheme="minorHAnsi" w:hAnsiTheme="minorHAnsi"/>
+          <w:color w:val="595959" w:themeColor="text1" w:themeTint="A6"/>
+          <w:sz w:val="28"/>
+          <w:szCs w:val="28"/>
+        </w:rPr>
+      </w:pPr>
+      <w:r>
+        <w:rPr>
+          <w:rStyle w:val="Heading1Char"/>
+          <w:rFonts w:asciiTheme="minorHAnsi" w:hAnsiTheme="minorHAnsi"/>
+          <w:color w:val="595959" w:themeColor="text1" w:themeTint="A6"/>
+          <w:sz w:val="28"/>
+          <w:szCs w:val="28"/>
+        </w:rPr>
+        <w:t>Reliability</w:t>
+      </w:r>
+    </w:p>
+    <w:p>
+      <w:r>
+        <w:t xml:space="preserve">Also is important count with </w:t>
+      </w:r>
+      <w:r>
+        <w:t>reliable servers</w:t>
+      </w:r>
+      <w:r>
+        <w:t xml:space="preserve"> that guarantee the system be available in any time. In case of fails, the system must have mechanism of fast recovery .</w:t>
+      </w:r>
+      <w:r>
+        <w:br/>
+        <w:t xml:space="preserve">The realization of testing before launch the system is the key to identify errors. </w:t>
+      </w:r>
+    </w:p>
+    <w:p>
+      <w:r>
+        <w:t xml:space="preserve">Besides, can make </w:t>
+      </w:r>
+      <w:r>
+        <w:t>continuous</w:t>
+      </w:r>
+      <w:r>
+        <w:t xml:space="preserve"> test to ensure the application </w:t>
+      </w:r>
+      <w:r>
+        <w:t>work correctly after each update</w:t>
+      </w:r>
+      <w:r>
+        <w:br/>
+      </w:r>
+      <w:r>
+        <w:br/>
+        <w:t>Measure to take</w:t>
+      </w:r>
+    </w:p>
+    <w:p>
+      <w:pPr>
+        <w:pStyle w:val="ListParagraph"/>
+        <w:numPr>
+          <w:ilvl w:val="0"/>
+          <w:numId w:val="10"/>
+        </w:numPr>
+      </w:pPr>
+      <w:r>
+        <w:t>Automatic backups</w:t>
+      </w:r>
+    </w:p>
+    <w:p>
+      <w:pPr>
+        <w:pStyle w:val="ListParagraph"/>
+        <w:numPr>
+          <w:ilvl w:val="0"/>
+          <w:numId w:val="10"/>
+        </w:numPr>
+      </w:pPr>
+      <w:r>
+        <w:t>System Testing</w:t>
+      </w:r>
+    </w:p>
+    <w:p>
+      <w:pPr>
+        <w:pStyle w:val="ListParagraph"/>
+        <w:numPr>
+          <w:ilvl w:val="0"/>
+          <w:numId w:val="10"/>
+        </w:numPr>
+      </w:pPr>
+      <w:r>
+        <w:t>Constant monitoring</w:t>
+      </w:r>
+    </w:p>
+    <w:p>
+      <w:r>
+        <w:t>This ensure that the system don’t suffer fails</w:t>
+      </w:r>
+    </w:p>
+    <w:p>
+      <w:pPr>
+        <w:pStyle w:val="Subtitle"/>
+        <w:rPr>
+          <w:rStyle w:val="Heading1Char"/>
+          <w:rFonts w:asciiTheme="minorHAnsi" w:hAnsiTheme="minorHAnsi"/>
+          <w:color w:val="595959" w:themeColor="text1" w:themeTint="A6"/>
+          <w:sz w:val="28"/>
+          <w:szCs w:val="28"/>
+        </w:rPr>
+      </w:pPr>
+      <w:r>
+        <w:br/>
+      </w:r>
+      <w:r>
+        <w:rPr>
+          <w:rStyle w:val="Heading1Char"/>
+          <w:rFonts w:asciiTheme="minorHAnsi" w:hAnsiTheme="minorHAnsi"/>
+          <w:color w:val="595959" w:themeColor="text1" w:themeTint="A6"/>
+          <w:sz w:val="28"/>
+          <w:szCs w:val="28"/>
+        </w:rPr>
+        <w:t>Scalability</w:t>
+      </w:r>
+    </w:p>
+    <w:p>
+      <w:r>
+        <w:t>For example, if the business growth and receive more orders, the system must be able to manage this increase of orders without loose performance. The use of services in the cloud allow increase the resources the dynamic way according the demand.</w:t>
+      </w:r>
+      <w:r>
+        <w:br/>
+        <w:t xml:space="preserve">Also can use  microservices to divide the app in smaller parts, which facilitates its </w:t>
+      </w:r>
       <w:r>
         <w:lastRenderedPageBreak/>
-        <w:t>These avoid the theft of data and protect the privacy</w:t>
-      </w:r>
-    </w:p>
-    <w:p/>
-    <w:p>
-      <w:pPr>
-        <w:rPr>
-          <w:rStyle w:val="Heading1Char"/>
-        </w:rPr>
-      </w:pPr>
-      <w:r>
-        <w:rPr>
-          <w:rStyle w:val="Heading1Char"/>
-        </w:rPr>
-        <w:t>Reliability</w:t>
-      </w:r>
-    </w:p>
-    <w:p>
-      <w:r>
-        <w:t xml:space="preserve">The system must work correctly in any time </w:t>
-      </w:r>
-      <w:r>
-        <w:br/>
-      </w:r>
-      <w:r>
-        <w:br/>
-        <w:t>Measure to take</w:t>
-      </w:r>
-      <w:r>
-        <w:br/>
-        <w:t>Automatic backups</w:t>
-      </w:r>
-      <w:r>
-        <w:br/>
-        <w:t>System Testing</w:t>
-      </w:r>
-    </w:p>
-    <w:p>
-      <w:r>
-        <w:t>Constant monitoring</w:t>
-      </w:r>
-      <w:r>
-        <w:br/>
-      </w:r>
-      <w:r>
-        <w:br/>
-        <w:t>This ensure that the system don’t suffer fails</w:t>
-      </w:r>
-    </w:p>
-    <w:p>
-      <w:pPr>
-        <w:rPr>
-          <w:rStyle w:val="Heading1Char"/>
-        </w:rPr>
-      </w:pPr>
-      <w:r>
-        <w:br/>
-      </w:r>
-      <w:r>
-        <w:rPr>
-          <w:rStyle w:val="Heading1Char"/>
-        </w:rPr>
-        <w:t>Scalability</w:t>
-      </w:r>
-    </w:p>
-    <w:p>
+        <w:t>maintenance and scalability</w:t>
+      </w:r>
+      <w:r>
+        <w:br/>
+      </w:r>
+      <w:r>
+        <w:br/>
+      </w:r>
       <w:r>
         <w:t>The system must</w:t>
       </w:r>
@@ -1433,16 +1774,39 @@
       <w:r>
         <w:br/>
       </w:r>
-      <w:r>
-        <w:br/>
+    </w:p>
+    <w:p>
+      <w:pPr>
+        <w:pStyle w:val="ListParagraph"/>
+        <w:numPr>
+          <w:ilvl w:val="0"/>
+          <w:numId w:val="11"/>
+        </w:numPr>
+      </w:pPr>
+      <w:r>
         <w:t xml:space="preserve">use of cloud service in the cloud </w:t>
       </w:r>
-      <w:r>
-        <w:br/>
+    </w:p>
+    <w:p>
+      <w:pPr>
+        <w:pStyle w:val="ListParagraph"/>
+        <w:numPr>
+          <w:ilvl w:val="0"/>
+          <w:numId w:val="11"/>
+        </w:numPr>
+      </w:pPr>
+      <w:r>
         <w:t xml:space="preserve">scalable data base </w:t>
       </w:r>
     </w:p>
     <w:p>
+      <w:pPr>
+        <w:pStyle w:val="ListParagraph"/>
+        <w:numPr>
+          <w:ilvl w:val="0"/>
+          <w:numId w:val="11"/>
+        </w:numPr>
+      </w:pPr>
       <w:r>
         <w:t>load balancing</w:t>
       </w:r>
@@ -1468,102 +1832,111 @@
         <w:br/>
       </w:r>
     </w:p>
-    <w:p/>
-    <w:p/>
-    <w:p>
-      <w:pPr>
-        <w:rPr>
-          <w:rStyle w:val="Heading1Char"/>
-        </w:rPr>
-      </w:pPr>
-    </w:p>
-    <w:p>
-      <w:pPr>
-        <w:rPr>
-          <w:rStyle w:val="Heading1Char"/>
-        </w:rPr>
-      </w:pPr>
-    </w:p>
-    <w:p>
-      <w:pPr>
-        <w:rPr>
-          <w:rStyle w:val="Heading1Char"/>
-        </w:rPr>
-      </w:pPr>
-    </w:p>
-    <w:p>
-      <w:pPr>
-        <w:rPr>
-          <w:rStyle w:val="Heading1Char"/>
-        </w:rPr>
-      </w:pPr>
-    </w:p>
-    <w:p>
-      <w:pPr>
-        <w:rPr>
-          <w:rStyle w:val="Heading1Char"/>
-        </w:rPr>
-      </w:pPr>
-    </w:p>
-    <w:p>
-      <w:pPr>
-        <w:rPr>
-          <w:rStyle w:val="Heading1Char"/>
-        </w:rPr>
-      </w:pPr>
-    </w:p>
-    <w:p>
-      <w:pPr>
-        <w:rPr>
-          <w:rStyle w:val="Heading1Char"/>
-        </w:rPr>
-      </w:pPr>
-    </w:p>
-    <w:p>
-      <w:pPr>
-        <w:rPr>
-          <w:rStyle w:val="Heading1Char"/>
-        </w:rPr>
-      </w:pPr>
-    </w:p>
-    <w:p>
-      <w:pPr>
-        <w:rPr>
-          <w:rStyle w:val="Heading1Char"/>
-        </w:rPr>
-      </w:pPr>
-    </w:p>
-    <w:p>
-      <w:pPr>
-        <w:rPr>
-          <w:rStyle w:val="Heading1Char"/>
-        </w:rPr>
-      </w:pPr>
-    </w:p>
-    <w:p>
-      <w:pPr>
-        <w:rPr>
-          <w:rStyle w:val="Heading1Char"/>
-        </w:rPr>
-      </w:pPr>
-    </w:p>
-    <w:p/>
-    <w:p>
-      <w:r>
-        <w:br/>
-      </w:r>
-      <w:r>
-        <w:rPr>
-          <w:rStyle w:val="Heading1Char"/>
-        </w:rPr>
+    <w:p>
+      <w:pPr>
+        <w:pStyle w:val="ListParagraph"/>
+      </w:pPr>
+    </w:p>
+    <w:p>
+      <w:pPr>
+        <w:pStyle w:val="ListParagraph"/>
+        <w:rPr>
+          <w:rStyle w:val="Heading1Char"/>
+        </w:rPr>
+      </w:pPr>
+    </w:p>
+    <w:p>
+      <w:pPr>
+        <w:rPr>
+          <w:rStyle w:val="Heading1Char"/>
+        </w:rPr>
+      </w:pPr>
+    </w:p>
+    <w:p>
+      <w:pPr>
+        <w:rPr>
+          <w:rStyle w:val="Heading1Char"/>
+        </w:rPr>
+      </w:pPr>
+    </w:p>
+    <w:p>
+      <w:pPr>
+        <w:rPr>
+          <w:rStyle w:val="Heading1Char"/>
+        </w:rPr>
+      </w:pPr>
+    </w:p>
+    <w:p>
+      <w:pPr>
+        <w:rPr>
+          <w:rStyle w:val="Heading1Char"/>
+        </w:rPr>
+      </w:pPr>
+    </w:p>
+    <w:p>
+      <w:pPr>
+        <w:rPr>
+          <w:rStyle w:val="Heading1Char"/>
+        </w:rPr>
+      </w:pPr>
+    </w:p>
+    <w:p>
+      <w:pPr>
+        <w:rPr>
+          <w:rStyle w:val="Heading1Char"/>
+        </w:rPr>
+      </w:pPr>
+    </w:p>
+    <w:p>
+      <w:pPr>
+        <w:rPr>
+          <w:rStyle w:val="Heading1Char"/>
+        </w:rPr>
+      </w:pPr>
+    </w:p>
+    <w:p>
+      <w:pPr>
+        <w:rPr>
+          <w:rStyle w:val="Heading1Char"/>
+        </w:rPr>
+      </w:pPr>
+    </w:p>
+    <w:p>
+      <w:pPr>
+        <w:rPr>
+          <w:rStyle w:val="Heading1Char"/>
+        </w:rPr>
+      </w:pPr>
+    </w:p>
+    <w:p>
+      <w:pPr>
+        <w:rPr>
+          <w:rStyle w:val="Heading1Char"/>
+        </w:rPr>
+      </w:pPr>
+    </w:p>
+    <w:p>
+      <w:pPr>
+        <w:rPr>
+          <w:rStyle w:val="Heading1Char"/>
+        </w:rPr>
+      </w:pPr>
+    </w:p>
+    <w:p>
+      <w:pPr>
+        <w:rPr>
+          <w:rStyle w:val="Heading1Char"/>
+        </w:rPr>
+      </w:pPr>
+      <w:r>
+        <w:rPr>
+          <w:rStyle w:val="Heading1Char"/>
+        </w:rPr>
+        <w:lastRenderedPageBreak/>
         <w:t>Legal Aspects</w:t>
       </w:r>
-      <w:r>
-        <w:rPr>
-          <w:rStyle w:val="Heading1Char"/>
-        </w:rPr>
-        <w:br/>
-      </w:r>
+    </w:p>
+    <w:p>
       <w:r>
         <w:t>The system must fulfil with protection laws of data such as :</w:t>
       </w:r>
@@ -1575,10 +1948,17 @@
     </w:p>
     <w:p>
       <w:r>
-        <w:t>This means :</w:t>
-      </w:r>
-    </w:p>
-    <w:p>
+        <w:t>This means:</w:t>
+      </w:r>
+    </w:p>
+    <w:p>
+      <w:pPr>
+        <w:pStyle w:val="ListParagraph"/>
+        <w:numPr>
+          <w:ilvl w:val="0"/>
+          <w:numId w:val="12"/>
+        </w:numPr>
+      </w:pPr>
       <w:r>
         <w:t xml:space="preserve">Ask user </w:t>
       </w:r>
@@ -1587,21 +1967,30 @@
       </w:r>
     </w:p>
     <w:p>
+      <w:pPr>
+        <w:pStyle w:val="ListParagraph"/>
+        <w:numPr>
+          <w:ilvl w:val="0"/>
+          <w:numId w:val="12"/>
+        </w:numPr>
+      </w:pPr>
       <w:r>
         <w:t>Protect personal data</w:t>
       </w:r>
     </w:p>
     <w:p>
+      <w:pPr>
+        <w:pStyle w:val="ListParagraph"/>
+        <w:numPr>
+          <w:ilvl w:val="0"/>
+          <w:numId w:val="12"/>
+        </w:numPr>
+      </w:pPr>
       <w:r>
         <w:t xml:space="preserve">Allow the user delete their information </w:t>
       </w:r>
     </w:p>
     <w:p>
-      <w:pPr>
-        <w:rPr>
-          <w:rStyle w:val="Heading1Char"/>
-        </w:rPr>
-      </w:pPr>
       <w:r>
         <w:t xml:space="preserve">The </w:t>
       </w:r>
@@ -1611,23 +2000,116 @@
       <w:r>
         <w:t xml:space="preserve"> could cause legal fines </w:t>
       </w:r>
-    </w:p>
-    <w:p>
-      <w:pPr>
-        <w:rPr>
-          <w:rStyle w:val="Heading1Char"/>
-        </w:rPr>
-      </w:pPr>
-      <w:r>
-        <w:br/>
-      </w:r>
-      <w:r>
-        <w:br/>
-      </w:r>
-      <w:r>
-        <w:rPr>
-          <w:rStyle w:val="Heading1Char"/>
-        </w:rPr>
+      <w:r>
+        <w:br/>
+      </w:r>
+      <w:r>
+        <w:br/>
+        <w:t xml:space="preserve">In Addition to </w:t>
+      </w:r>
+      <w:r>
+        <w:t>GPDR</w:t>
+      </w:r>
+      <w:r>
+        <w:t>, the system must fulfil with other regulations related with e commerce and online payments. For example, is important ensure that the transactions be safe and the financial data be protected.</w:t>
+      </w:r>
+      <w:r>
+        <w:br/>
+      </w:r>
+      <w:r>
+        <w:br/>
+        <w:t xml:space="preserve">The business must inform clearly </w:t>
+      </w:r>
+      <w:r>
+        <w:t xml:space="preserve">to the user about how their data is used </w:t>
+      </w:r>
+      <w:r>
+        <w:t>through</w:t>
+      </w:r>
+      <w:r>
+        <w:t xml:space="preserve"> privacy policies. These policies must be easy to understand and accessible for all users.</w:t>
+      </w:r>
+    </w:p>
+    <w:p>
+      <w:pPr>
+        <w:rPr>
+          <w:rStyle w:val="Heading1Char"/>
+        </w:rPr>
+      </w:pPr>
+    </w:p>
+    <w:p>
+      <w:pPr>
+        <w:rPr>
+          <w:rStyle w:val="Heading1Char"/>
+        </w:rPr>
+      </w:pPr>
+      <w:r>
+        <w:br/>
+      </w:r>
+      <w:r>
+        <w:br/>
+      </w:r>
+    </w:p>
+    <w:p>
+      <w:pPr>
+        <w:rPr>
+          <w:rStyle w:val="Heading1Char"/>
+        </w:rPr>
+      </w:pPr>
+    </w:p>
+    <w:p>
+      <w:pPr>
+        <w:rPr>
+          <w:rStyle w:val="Heading1Char"/>
+        </w:rPr>
+      </w:pPr>
+    </w:p>
+    <w:p>
+      <w:pPr>
+        <w:rPr>
+          <w:rStyle w:val="Heading1Char"/>
+        </w:rPr>
+      </w:pPr>
+    </w:p>
+    <w:p>
+      <w:pPr>
+        <w:rPr>
+          <w:rStyle w:val="Heading1Char"/>
+        </w:rPr>
+      </w:pPr>
+    </w:p>
+    <w:p>
+      <w:pPr>
+        <w:rPr>
+          <w:rStyle w:val="Heading1Char"/>
+        </w:rPr>
+      </w:pPr>
+    </w:p>
+    <w:p>
+      <w:pPr>
+        <w:rPr>
+          <w:rStyle w:val="Heading1Char"/>
+        </w:rPr>
+      </w:pPr>
+    </w:p>
+    <w:p>
+      <w:pPr>
+        <w:rPr>
+          <w:rStyle w:val="Heading1Char"/>
+        </w:rPr>
+      </w:pPr>
+    </w:p>
+    <w:p>
+      <w:pPr>
+        <w:rPr>
+          <w:rStyle w:val="Heading1Char"/>
+        </w:rPr>
+      </w:pPr>
+      <w:r>
+        <w:rPr>
+          <w:rStyle w:val="Heading1Char"/>
+        </w:rPr>
+        <w:lastRenderedPageBreak/>
         <w:t>Ethical Issues</w:t>
       </w:r>
       <w:r>
@@ -1677,50 +2159,120 @@
         </w:rPr>
       </w:pPr>
       <w:r>
+        <w:t>Transparency with the use of data</w:t>
+      </w:r>
+      <w:r>
+        <w:rPr>
+          <w:rStyle w:val="Heading1Char"/>
+        </w:rPr>
+        <w:br/>
+      </w:r>
+      <w:r>
+        <w:rPr>
+          <w:rStyle w:val="Heading1Char"/>
+        </w:rPr>
+        <w:br/>
+      </w:r>
+      <w:r>
+        <w:rPr>
+          <w:rStyle w:val="Heading1Char"/>
+        </w:rPr>
+        <w:br/>
+      </w:r>
+      <w:r>
+        <w:rPr>
+          <w:rStyle w:val="Heading1Char"/>
+        </w:rPr>
+        <w:br/>
+      </w:r>
+      <w:r>
+        <w:br/>
+      </w:r>
+      <w:r>
+        <w:br/>
+      </w:r>
+    </w:p>
+    <w:p>
+      <w:pPr>
+        <w:rPr>
+          <w:rStyle w:val="Heading1Char"/>
+        </w:rPr>
+      </w:pPr>
+    </w:p>
+    <w:p>
+      <w:pPr>
+        <w:rPr>
+          <w:rStyle w:val="Heading1Char"/>
+        </w:rPr>
+      </w:pPr>
+    </w:p>
+    <w:p>
+      <w:pPr>
+        <w:rPr>
+          <w:rStyle w:val="Heading1Char"/>
+        </w:rPr>
+      </w:pPr>
+    </w:p>
+    <w:p>
+      <w:pPr>
+        <w:rPr>
+          <w:rStyle w:val="Heading1Char"/>
+        </w:rPr>
+      </w:pPr>
+    </w:p>
+    <w:p>
+      <w:pPr>
+        <w:rPr>
+          <w:rStyle w:val="Heading1Char"/>
+        </w:rPr>
+      </w:pPr>
+    </w:p>
+    <w:p>
+      <w:pPr>
+        <w:rPr>
+          <w:rStyle w:val="Heading1Char"/>
+        </w:rPr>
+      </w:pPr>
+    </w:p>
+    <w:p>
+      <w:pPr>
+        <w:rPr>
+          <w:rStyle w:val="Heading1Char"/>
+        </w:rPr>
+      </w:pPr>
+    </w:p>
+    <w:p>
+      <w:pPr>
+        <w:rPr>
+          <w:rStyle w:val="Heading1Char"/>
+        </w:rPr>
+      </w:pPr>
+    </w:p>
+    <w:p>
+      <w:pPr>
+        <w:rPr>
+          <w:rStyle w:val="Heading1Char"/>
+        </w:rPr>
+      </w:pPr>
+    </w:p>
+    <w:p>
+      <w:pPr>
+        <w:rPr>
+          <w:rStyle w:val="Heading1Char"/>
+        </w:rPr>
+      </w:pPr>
+    </w:p>
+    <w:p>
+      <w:pPr>
+        <w:rPr>
+          <w:rStyle w:val="Heading1Char"/>
+        </w:rPr>
+      </w:pPr>
+      <w:r>
+        <w:rPr>
+          <w:rStyle w:val="Heading1Char"/>
+        </w:rPr>
         <w:lastRenderedPageBreak/>
-        <w:t>Transparency with the use of data</w:t>
-      </w:r>
-      <w:r>
-        <w:rPr>
-          <w:rStyle w:val="Heading1Char"/>
-        </w:rPr>
-        <w:br/>
-      </w:r>
-      <w:r>
-        <w:rPr>
-          <w:rStyle w:val="Heading1Char"/>
-        </w:rPr>
-        <w:br/>
-      </w:r>
-      <w:r>
-        <w:rPr>
-          <w:rStyle w:val="Heading1Char"/>
-        </w:rPr>
-        <w:br/>
-      </w:r>
-      <w:r>
-        <w:rPr>
-          <w:rStyle w:val="Heading1Char"/>
-        </w:rPr>
-        <w:br/>
-      </w:r>
-      <w:r>
-        <w:br/>
-      </w:r>
-      <w:r>
-        <w:br/>
-      </w:r>
-    </w:p>
-    <w:p>
-      <w:pPr>
-        <w:rPr>
-          <w:rStyle w:val="Heading1Char"/>
-        </w:rPr>
-      </w:pPr>
-      <w:r>
-        <w:rPr>
-          <w:rStyle w:val="Heading1Char"/>
-        </w:rPr>
         <w:t>Conclusion</w:t>
       </w:r>
     </w:p>
@@ -1914,6 +2466,119 @@
     </w:lvl>
   </w:abstractNum>
   <w:abstractNum w:abstractNumId="1" w15:restartNumberingAfterBreak="0">
+    <w:nsid w:val="09203FBE"/>
+    <w:multiLevelType w:val="hybridMultilevel"/>
+    <w:tmpl w:val="D960C92A"/>
+    <w:lvl w:ilvl="0" w:tplc="08090001">
+      <w:start w:val="1"/>
+      <w:numFmt w:val="bullet"/>
+      <w:lvlText w:val=""/>
+      <w:lvlJc w:val="left"/>
+      <w:pPr>
+        <w:ind w:left="720" w:hanging="360"/>
+      </w:pPr>
+      <w:rPr>
+        <w:rFonts w:ascii="Symbol" w:hAnsi="Symbol" w:hint="default"/>
+      </w:rPr>
+    </w:lvl>
+    <w:lvl w:ilvl="1" w:tplc="08090003" w:tentative="1">
+      <w:start w:val="1"/>
+      <w:numFmt w:val="bullet"/>
+      <w:lvlText w:val="o"/>
+      <w:lvlJc w:val="left"/>
+      <w:pPr>
+        <w:ind w:left="1440" w:hanging="360"/>
+      </w:pPr>
+      <w:rPr>
+        <w:rFonts w:ascii="Courier New" w:hAnsi="Courier New" w:cs="Courier New" w:hint="default"/>
+      </w:rPr>
+    </w:lvl>
+    <w:lvl w:ilvl="2" w:tplc="08090005" w:tentative="1">
+      <w:start w:val="1"/>
+      <w:numFmt w:val="bullet"/>
+      <w:lvlText w:val=""/>
+      <w:lvlJc w:val="left"/>
+      <w:pPr>
+        <w:ind w:left="2160" w:hanging="360"/>
+      </w:pPr>
+      <w:rPr>
+        <w:rFonts w:ascii="Wingdings" w:hAnsi="Wingdings" w:hint="default"/>
+      </w:rPr>
+    </w:lvl>
+    <w:lvl w:ilvl="3" w:tplc="08090001" w:tentative="1">
+      <w:start w:val="1"/>
+      <w:numFmt w:val="bullet"/>
+      <w:lvlText w:val=""/>
+      <w:lvlJc w:val="left"/>
+      <w:pPr>
+        <w:ind w:left="2880" w:hanging="360"/>
+      </w:pPr>
+      <w:rPr>
+        <w:rFonts w:ascii="Symbol" w:hAnsi="Symbol" w:hint="default"/>
+      </w:rPr>
+    </w:lvl>
+    <w:lvl w:ilvl="4" w:tplc="08090003" w:tentative="1">
+      <w:start w:val="1"/>
+      <w:numFmt w:val="bullet"/>
+      <w:lvlText w:val="o"/>
+      <w:lvlJc w:val="left"/>
+      <w:pPr>
+        <w:ind w:left="3600" w:hanging="360"/>
+      </w:pPr>
+      <w:rPr>
+        <w:rFonts w:ascii="Courier New" w:hAnsi="Courier New" w:cs="Courier New" w:hint="default"/>
+      </w:rPr>
+    </w:lvl>
+    <w:lvl w:ilvl="5" w:tplc="08090005" w:tentative="1">
+      <w:start w:val="1"/>
+      <w:numFmt w:val="bullet"/>
+      <w:lvlText w:val=""/>
+      <w:lvlJc w:val="left"/>
+      <w:pPr>
+        <w:ind w:left="4320" w:hanging="360"/>
+      </w:pPr>
+      <w:rPr>
+        <w:rFonts w:ascii="Wingdings" w:hAnsi="Wingdings" w:hint="default"/>
+      </w:rPr>
+    </w:lvl>
+    <w:lvl w:ilvl="6" w:tplc="08090001" w:tentative="1">
+      <w:start w:val="1"/>
+      <w:numFmt w:val="bullet"/>
+      <w:lvlText w:val=""/>
+      <w:lvlJc w:val="left"/>
+      <w:pPr>
+        <w:ind w:left="5040" w:hanging="360"/>
+      </w:pPr>
+      <w:rPr>
+        <w:rFonts w:ascii="Symbol" w:hAnsi="Symbol" w:hint="default"/>
+      </w:rPr>
+    </w:lvl>
+    <w:lvl w:ilvl="7" w:tplc="08090003" w:tentative="1">
+      <w:start w:val="1"/>
+      <w:numFmt w:val="bullet"/>
+      <w:lvlText w:val="o"/>
+      <w:lvlJc w:val="left"/>
+      <w:pPr>
+        <w:ind w:left="5760" w:hanging="360"/>
+      </w:pPr>
+      <w:rPr>
+        <w:rFonts w:ascii="Courier New" w:hAnsi="Courier New" w:cs="Courier New" w:hint="default"/>
+      </w:rPr>
+    </w:lvl>
+    <w:lvl w:ilvl="8" w:tplc="08090005" w:tentative="1">
+      <w:start w:val="1"/>
+      <w:numFmt w:val="bullet"/>
+      <w:lvlText w:val=""/>
+      <w:lvlJc w:val="left"/>
+      <w:pPr>
+        <w:ind w:left="6480" w:hanging="360"/>
+      </w:pPr>
+      <w:rPr>
+        <w:rFonts w:ascii="Wingdings" w:hAnsi="Wingdings" w:hint="default"/>
+      </w:rPr>
+    </w:lvl>
+  </w:abstractNum>
+  <w:abstractNum w:abstractNumId="2" w15:restartNumberingAfterBreak="0">
     <w:nsid w:val="15272F23"/>
     <w:multiLevelType w:val="hybridMultilevel"/>
     <w:tmpl w:val="F66AEA02"/>
@@ -2026,7 +2691,7 @@
       </w:rPr>
     </w:lvl>
   </w:abstractNum>
-  <w:abstractNum w:abstractNumId="2" w15:restartNumberingAfterBreak="0">
+  <w:abstractNum w:abstractNumId="3" w15:restartNumberingAfterBreak="0">
     <w:nsid w:val="17943300"/>
     <w:multiLevelType w:val="hybridMultilevel"/>
     <w:tmpl w:val="6D2EDDC2"/>
@@ -2139,7 +2804,120 @@
       </w:rPr>
     </w:lvl>
   </w:abstractNum>
-  <w:abstractNum w:abstractNumId="3" w15:restartNumberingAfterBreak="0">
+  <w:abstractNum w:abstractNumId="4" w15:restartNumberingAfterBreak="0">
+    <w:nsid w:val="20785A24"/>
+    <w:multiLevelType w:val="hybridMultilevel"/>
+    <w:tmpl w:val="BC28EE1C"/>
+    <w:lvl w:ilvl="0" w:tplc="08090001">
+      <w:start w:val="1"/>
+      <w:numFmt w:val="bullet"/>
+      <w:lvlText w:val=""/>
+      <w:lvlJc w:val="left"/>
+      <w:pPr>
+        <w:ind w:left="720" w:hanging="360"/>
+      </w:pPr>
+      <w:rPr>
+        <w:rFonts w:ascii="Symbol" w:hAnsi="Symbol" w:hint="default"/>
+      </w:rPr>
+    </w:lvl>
+    <w:lvl w:ilvl="1" w:tplc="08090003" w:tentative="1">
+      <w:start w:val="1"/>
+      <w:numFmt w:val="bullet"/>
+      <w:lvlText w:val="o"/>
+      <w:lvlJc w:val="left"/>
+      <w:pPr>
+        <w:ind w:left="1440" w:hanging="360"/>
+      </w:pPr>
+      <w:rPr>
+        <w:rFonts w:ascii="Courier New" w:hAnsi="Courier New" w:cs="Courier New" w:hint="default"/>
+      </w:rPr>
+    </w:lvl>
+    <w:lvl w:ilvl="2" w:tplc="08090005" w:tentative="1">
+      <w:start w:val="1"/>
+      <w:numFmt w:val="bullet"/>
+      <w:lvlText w:val=""/>
+      <w:lvlJc w:val="left"/>
+      <w:pPr>
+        <w:ind w:left="2160" w:hanging="360"/>
+      </w:pPr>
+      <w:rPr>
+        <w:rFonts w:ascii="Wingdings" w:hAnsi="Wingdings" w:hint="default"/>
+      </w:rPr>
+    </w:lvl>
+    <w:lvl w:ilvl="3" w:tplc="08090001" w:tentative="1">
+      <w:start w:val="1"/>
+      <w:numFmt w:val="bullet"/>
+      <w:lvlText w:val=""/>
+      <w:lvlJc w:val="left"/>
+      <w:pPr>
+        <w:ind w:left="2880" w:hanging="360"/>
+      </w:pPr>
+      <w:rPr>
+        <w:rFonts w:ascii="Symbol" w:hAnsi="Symbol" w:hint="default"/>
+      </w:rPr>
+    </w:lvl>
+    <w:lvl w:ilvl="4" w:tplc="08090003" w:tentative="1">
+      <w:start w:val="1"/>
+      <w:numFmt w:val="bullet"/>
+      <w:lvlText w:val="o"/>
+      <w:lvlJc w:val="left"/>
+      <w:pPr>
+        <w:ind w:left="3600" w:hanging="360"/>
+      </w:pPr>
+      <w:rPr>
+        <w:rFonts w:ascii="Courier New" w:hAnsi="Courier New" w:cs="Courier New" w:hint="default"/>
+      </w:rPr>
+    </w:lvl>
+    <w:lvl w:ilvl="5" w:tplc="08090005" w:tentative="1">
+      <w:start w:val="1"/>
+      <w:numFmt w:val="bullet"/>
+      <w:lvlText w:val=""/>
+      <w:lvlJc w:val="left"/>
+      <w:pPr>
+        <w:ind w:left="4320" w:hanging="360"/>
+      </w:pPr>
+      <w:rPr>
+        <w:rFonts w:ascii="Wingdings" w:hAnsi="Wingdings" w:hint="default"/>
+      </w:rPr>
+    </w:lvl>
+    <w:lvl w:ilvl="6" w:tplc="08090001" w:tentative="1">
+      <w:start w:val="1"/>
+      <w:numFmt w:val="bullet"/>
+      <w:lvlText w:val=""/>
+      <w:lvlJc w:val="left"/>
+      <w:pPr>
+        <w:ind w:left="5040" w:hanging="360"/>
+      </w:pPr>
+      <w:rPr>
+        <w:rFonts w:ascii="Symbol" w:hAnsi="Symbol" w:hint="default"/>
+      </w:rPr>
+    </w:lvl>
+    <w:lvl w:ilvl="7" w:tplc="08090003" w:tentative="1">
+      <w:start w:val="1"/>
+      <w:numFmt w:val="bullet"/>
+      <w:lvlText w:val="o"/>
+      <w:lvlJc w:val="left"/>
+      <w:pPr>
+        <w:ind w:left="5760" w:hanging="360"/>
+      </w:pPr>
+      <w:rPr>
+        <w:rFonts w:ascii="Courier New" w:hAnsi="Courier New" w:cs="Courier New" w:hint="default"/>
+      </w:rPr>
+    </w:lvl>
+    <w:lvl w:ilvl="8" w:tplc="08090005" w:tentative="1">
+      <w:start w:val="1"/>
+      <w:numFmt w:val="bullet"/>
+      <w:lvlText w:val=""/>
+      <w:lvlJc w:val="left"/>
+      <w:pPr>
+        <w:ind w:left="6480" w:hanging="360"/>
+      </w:pPr>
+      <w:rPr>
+        <w:rFonts w:ascii="Wingdings" w:hAnsi="Wingdings" w:hint="default"/>
+      </w:rPr>
+    </w:lvl>
+  </w:abstractNum>
+  <w:abstractNum w:abstractNumId="5" w15:restartNumberingAfterBreak="0">
     <w:nsid w:val="2E6B0641"/>
     <w:multiLevelType w:val="hybridMultilevel"/>
     <w:tmpl w:val="3E941E58"/>
@@ -2252,7 +3030,346 @@
       </w:rPr>
     </w:lvl>
   </w:abstractNum>
-  <w:abstractNum w:abstractNumId="4" w15:restartNumberingAfterBreak="0">
+  <w:abstractNum w:abstractNumId="6" w15:restartNumberingAfterBreak="0">
+    <w:nsid w:val="32FC3B19"/>
+    <w:multiLevelType w:val="hybridMultilevel"/>
+    <w:tmpl w:val="BBF2BFE8"/>
+    <w:lvl w:ilvl="0" w:tplc="08090001">
+      <w:start w:val="1"/>
+      <w:numFmt w:val="bullet"/>
+      <w:lvlText w:val=""/>
+      <w:lvlJc w:val="left"/>
+      <w:pPr>
+        <w:ind w:left="720" w:hanging="360"/>
+      </w:pPr>
+      <w:rPr>
+        <w:rFonts w:ascii="Symbol" w:hAnsi="Symbol" w:hint="default"/>
+      </w:rPr>
+    </w:lvl>
+    <w:lvl w:ilvl="1" w:tplc="08090003" w:tentative="1">
+      <w:start w:val="1"/>
+      <w:numFmt w:val="bullet"/>
+      <w:lvlText w:val="o"/>
+      <w:lvlJc w:val="left"/>
+      <w:pPr>
+        <w:ind w:left="1440" w:hanging="360"/>
+      </w:pPr>
+      <w:rPr>
+        <w:rFonts w:ascii="Courier New" w:hAnsi="Courier New" w:cs="Courier New" w:hint="default"/>
+      </w:rPr>
+    </w:lvl>
+    <w:lvl w:ilvl="2" w:tplc="08090005" w:tentative="1">
+      <w:start w:val="1"/>
+      <w:numFmt w:val="bullet"/>
+      <w:lvlText w:val=""/>
+      <w:lvlJc w:val="left"/>
+      <w:pPr>
+        <w:ind w:left="2160" w:hanging="360"/>
+      </w:pPr>
+      <w:rPr>
+        <w:rFonts w:ascii="Wingdings" w:hAnsi="Wingdings" w:hint="default"/>
+      </w:rPr>
+    </w:lvl>
+    <w:lvl w:ilvl="3" w:tplc="08090001" w:tentative="1">
+      <w:start w:val="1"/>
+      <w:numFmt w:val="bullet"/>
+      <w:lvlText w:val=""/>
+      <w:lvlJc w:val="left"/>
+      <w:pPr>
+        <w:ind w:left="2880" w:hanging="360"/>
+      </w:pPr>
+      <w:rPr>
+        <w:rFonts w:ascii="Symbol" w:hAnsi="Symbol" w:hint="default"/>
+      </w:rPr>
+    </w:lvl>
+    <w:lvl w:ilvl="4" w:tplc="08090003" w:tentative="1">
+      <w:start w:val="1"/>
+      <w:numFmt w:val="bullet"/>
+      <w:lvlText w:val="o"/>
+      <w:lvlJc w:val="left"/>
+      <w:pPr>
+        <w:ind w:left="3600" w:hanging="360"/>
+      </w:pPr>
+      <w:rPr>
+        <w:rFonts w:ascii="Courier New" w:hAnsi="Courier New" w:cs="Courier New" w:hint="default"/>
+      </w:rPr>
+    </w:lvl>
+    <w:lvl w:ilvl="5" w:tplc="08090005" w:tentative="1">
+      <w:start w:val="1"/>
+      <w:numFmt w:val="bullet"/>
+      <w:lvlText w:val=""/>
+      <w:lvlJc w:val="left"/>
+      <w:pPr>
+        <w:ind w:left="4320" w:hanging="360"/>
+      </w:pPr>
+      <w:rPr>
+        <w:rFonts w:ascii="Wingdings" w:hAnsi="Wingdings" w:hint="default"/>
+      </w:rPr>
+    </w:lvl>
+    <w:lvl w:ilvl="6" w:tplc="08090001" w:tentative="1">
+      <w:start w:val="1"/>
+      <w:numFmt w:val="bullet"/>
+      <w:lvlText w:val=""/>
+      <w:lvlJc w:val="left"/>
+      <w:pPr>
+        <w:ind w:left="5040" w:hanging="360"/>
+      </w:pPr>
+      <w:rPr>
+        <w:rFonts w:ascii="Symbol" w:hAnsi="Symbol" w:hint="default"/>
+      </w:rPr>
+    </w:lvl>
+    <w:lvl w:ilvl="7" w:tplc="08090003" w:tentative="1">
+      <w:start w:val="1"/>
+      <w:numFmt w:val="bullet"/>
+      <w:lvlText w:val="o"/>
+      <w:lvlJc w:val="left"/>
+      <w:pPr>
+        <w:ind w:left="5760" w:hanging="360"/>
+      </w:pPr>
+      <w:rPr>
+        <w:rFonts w:ascii="Courier New" w:hAnsi="Courier New" w:cs="Courier New" w:hint="default"/>
+      </w:rPr>
+    </w:lvl>
+    <w:lvl w:ilvl="8" w:tplc="08090005" w:tentative="1">
+      <w:start w:val="1"/>
+      <w:numFmt w:val="bullet"/>
+      <w:lvlText w:val=""/>
+      <w:lvlJc w:val="left"/>
+      <w:pPr>
+        <w:ind w:left="6480" w:hanging="360"/>
+      </w:pPr>
+      <w:rPr>
+        <w:rFonts w:ascii="Wingdings" w:hAnsi="Wingdings" w:hint="default"/>
+      </w:rPr>
+    </w:lvl>
+  </w:abstractNum>
+  <w:abstractNum w:abstractNumId="7" w15:restartNumberingAfterBreak="0">
+    <w:nsid w:val="38C767C6"/>
+    <w:multiLevelType w:val="hybridMultilevel"/>
+    <w:tmpl w:val="E488EC50"/>
+    <w:lvl w:ilvl="0" w:tplc="08090001">
+      <w:start w:val="1"/>
+      <w:numFmt w:val="bullet"/>
+      <w:lvlText w:val=""/>
+      <w:lvlJc w:val="left"/>
+      <w:pPr>
+        <w:ind w:left="720" w:hanging="360"/>
+      </w:pPr>
+      <w:rPr>
+        <w:rFonts w:ascii="Symbol" w:hAnsi="Symbol" w:hint="default"/>
+      </w:rPr>
+    </w:lvl>
+    <w:lvl w:ilvl="1" w:tplc="08090003" w:tentative="1">
+      <w:start w:val="1"/>
+      <w:numFmt w:val="bullet"/>
+      <w:lvlText w:val="o"/>
+      <w:lvlJc w:val="left"/>
+      <w:pPr>
+        <w:ind w:left="1440" w:hanging="360"/>
+      </w:pPr>
+      <w:rPr>
+        <w:rFonts w:ascii="Courier New" w:hAnsi="Courier New" w:cs="Courier New" w:hint="default"/>
+      </w:rPr>
+    </w:lvl>
+    <w:lvl w:ilvl="2" w:tplc="08090005" w:tentative="1">
+      <w:start w:val="1"/>
+      <w:numFmt w:val="bullet"/>
+      <w:lvlText w:val=""/>
+      <w:lvlJc w:val="left"/>
+      <w:pPr>
+        <w:ind w:left="2160" w:hanging="360"/>
+      </w:pPr>
+      <w:rPr>
+        <w:rFonts w:ascii="Wingdings" w:hAnsi="Wingdings" w:hint="default"/>
+      </w:rPr>
+    </w:lvl>
+    <w:lvl w:ilvl="3" w:tplc="08090001" w:tentative="1">
+      <w:start w:val="1"/>
+      <w:numFmt w:val="bullet"/>
+      <w:lvlText w:val=""/>
+      <w:lvlJc w:val="left"/>
+      <w:pPr>
+        <w:ind w:left="2880" w:hanging="360"/>
+      </w:pPr>
+      <w:rPr>
+        <w:rFonts w:ascii="Symbol" w:hAnsi="Symbol" w:hint="default"/>
+      </w:rPr>
+    </w:lvl>
+    <w:lvl w:ilvl="4" w:tplc="08090003" w:tentative="1">
+      <w:start w:val="1"/>
+      <w:numFmt w:val="bullet"/>
+      <w:lvlText w:val="o"/>
+      <w:lvlJc w:val="left"/>
+      <w:pPr>
+        <w:ind w:left="3600" w:hanging="360"/>
+      </w:pPr>
+      <w:rPr>
+        <w:rFonts w:ascii="Courier New" w:hAnsi="Courier New" w:cs="Courier New" w:hint="default"/>
+      </w:rPr>
+    </w:lvl>
+    <w:lvl w:ilvl="5" w:tplc="08090005" w:tentative="1">
+      <w:start w:val="1"/>
+      <w:numFmt w:val="bullet"/>
+      <w:lvlText w:val=""/>
+      <w:lvlJc w:val="left"/>
+      <w:pPr>
+        <w:ind w:left="4320" w:hanging="360"/>
+      </w:pPr>
+      <w:rPr>
+        <w:rFonts w:ascii="Wingdings" w:hAnsi="Wingdings" w:hint="default"/>
+      </w:rPr>
+    </w:lvl>
+    <w:lvl w:ilvl="6" w:tplc="08090001" w:tentative="1">
+      <w:start w:val="1"/>
+      <w:numFmt w:val="bullet"/>
+      <w:lvlText w:val=""/>
+      <w:lvlJc w:val="left"/>
+      <w:pPr>
+        <w:ind w:left="5040" w:hanging="360"/>
+      </w:pPr>
+      <w:rPr>
+        <w:rFonts w:ascii="Symbol" w:hAnsi="Symbol" w:hint="default"/>
+      </w:rPr>
+    </w:lvl>
+    <w:lvl w:ilvl="7" w:tplc="08090003" w:tentative="1">
+      <w:start w:val="1"/>
+      <w:numFmt w:val="bullet"/>
+      <w:lvlText w:val="o"/>
+      <w:lvlJc w:val="left"/>
+      <w:pPr>
+        <w:ind w:left="5760" w:hanging="360"/>
+      </w:pPr>
+      <w:rPr>
+        <w:rFonts w:ascii="Courier New" w:hAnsi="Courier New" w:cs="Courier New" w:hint="default"/>
+      </w:rPr>
+    </w:lvl>
+    <w:lvl w:ilvl="8" w:tplc="08090005" w:tentative="1">
+      <w:start w:val="1"/>
+      <w:numFmt w:val="bullet"/>
+      <w:lvlText w:val=""/>
+      <w:lvlJc w:val="left"/>
+      <w:pPr>
+        <w:ind w:left="6480" w:hanging="360"/>
+      </w:pPr>
+      <w:rPr>
+        <w:rFonts w:ascii="Wingdings" w:hAnsi="Wingdings" w:hint="default"/>
+      </w:rPr>
+    </w:lvl>
+  </w:abstractNum>
+  <w:abstractNum w:abstractNumId="8" w15:restartNumberingAfterBreak="0">
+    <w:nsid w:val="47B51C5D"/>
+    <w:multiLevelType w:val="hybridMultilevel"/>
+    <w:tmpl w:val="C4906102"/>
+    <w:lvl w:ilvl="0" w:tplc="08090001">
+      <w:start w:val="1"/>
+      <w:numFmt w:val="bullet"/>
+      <w:lvlText w:val=""/>
+      <w:lvlJc w:val="left"/>
+      <w:pPr>
+        <w:ind w:left="720" w:hanging="360"/>
+      </w:pPr>
+      <w:rPr>
+        <w:rFonts w:ascii="Symbol" w:hAnsi="Symbol" w:hint="default"/>
+      </w:rPr>
+    </w:lvl>
+    <w:lvl w:ilvl="1" w:tplc="08090003" w:tentative="1">
+      <w:start w:val="1"/>
+      <w:numFmt w:val="bullet"/>
+      <w:lvlText w:val="o"/>
+      <w:lvlJc w:val="left"/>
+      <w:pPr>
+        <w:ind w:left="1440" w:hanging="360"/>
+      </w:pPr>
+      <w:rPr>
+        <w:rFonts w:ascii="Courier New" w:hAnsi="Courier New" w:cs="Courier New" w:hint="default"/>
+      </w:rPr>
+    </w:lvl>
+    <w:lvl w:ilvl="2" w:tplc="08090005" w:tentative="1">
+      <w:start w:val="1"/>
+      <w:numFmt w:val="bullet"/>
+      <w:lvlText w:val=""/>
+      <w:lvlJc w:val="left"/>
+      <w:pPr>
+        <w:ind w:left="2160" w:hanging="360"/>
+      </w:pPr>
+      <w:rPr>
+        <w:rFonts w:ascii="Wingdings" w:hAnsi="Wingdings" w:hint="default"/>
+      </w:rPr>
+    </w:lvl>
+    <w:lvl w:ilvl="3" w:tplc="08090001" w:tentative="1">
+      <w:start w:val="1"/>
+      <w:numFmt w:val="bullet"/>
+      <w:lvlText w:val=""/>
+      <w:lvlJc w:val="left"/>
+      <w:pPr>
+        <w:ind w:left="2880" w:hanging="360"/>
+      </w:pPr>
+      <w:rPr>
+        <w:rFonts w:ascii="Symbol" w:hAnsi="Symbol" w:hint="default"/>
+      </w:rPr>
+    </w:lvl>
+    <w:lvl w:ilvl="4" w:tplc="08090003" w:tentative="1">
+      <w:start w:val="1"/>
+      <w:numFmt w:val="bullet"/>
+      <w:lvlText w:val="o"/>
+      <w:lvlJc w:val="left"/>
+      <w:pPr>
+        <w:ind w:left="3600" w:hanging="360"/>
+      </w:pPr>
+      <w:rPr>
+        <w:rFonts w:ascii="Courier New" w:hAnsi="Courier New" w:cs="Courier New" w:hint="default"/>
+      </w:rPr>
+    </w:lvl>
+    <w:lvl w:ilvl="5" w:tplc="08090005" w:tentative="1">
+      <w:start w:val="1"/>
+      <w:numFmt w:val="bullet"/>
+      <w:lvlText w:val=""/>
+      <w:lvlJc w:val="left"/>
+      <w:pPr>
+        <w:ind w:left="4320" w:hanging="360"/>
+      </w:pPr>
+      <w:rPr>
+        <w:rFonts w:ascii="Wingdings" w:hAnsi="Wingdings" w:hint="default"/>
+      </w:rPr>
+    </w:lvl>
+    <w:lvl w:ilvl="6" w:tplc="08090001" w:tentative="1">
+      <w:start w:val="1"/>
+      <w:numFmt w:val="bullet"/>
+      <w:lvlText w:val=""/>
+      <w:lvlJc w:val="left"/>
+      <w:pPr>
+        <w:ind w:left="5040" w:hanging="360"/>
+      </w:pPr>
+      <w:rPr>
+        <w:rFonts w:ascii="Symbol" w:hAnsi="Symbol" w:hint="default"/>
+      </w:rPr>
+    </w:lvl>
+    <w:lvl w:ilvl="7" w:tplc="08090003" w:tentative="1">
+      <w:start w:val="1"/>
+      <w:numFmt w:val="bullet"/>
+      <w:lvlText w:val="o"/>
+      <w:lvlJc w:val="left"/>
+      <w:pPr>
+        <w:ind w:left="5760" w:hanging="360"/>
+      </w:pPr>
+      <w:rPr>
+        <w:rFonts w:ascii="Courier New" w:hAnsi="Courier New" w:cs="Courier New" w:hint="default"/>
+      </w:rPr>
+    </w:lvl>
+    <w:lvl w:ilvl="8" w:tplc="08090005" w:tentative="1">
+      <w:start w:val="1"/>
+      <w:numFmt w:val="bullet"/>
+      <w:lvlText w:val=""/>
+      <w:lvlJc w:val="left"/>
+      <w:pPr>
+        <w:ind w:left="6480" w:hanging="360"/>
+      </w:pPr>
+      <w:rPr>
+        <w:rFonts w:ascii="Wingdings" w:hAnsi="Wingdings" w:hint="default"/>
+      </w:rPr>
+    </w:lvl>
+  </w:abstractNum>
+  <w:abstractNum w:abstractNumId="9" w15:restartNumberingAfterBreak="0">
     <w:nsid w:val="6B97536B"/>
     <w:multiLevelType w:val="hybridMultilevel"/>
     <w:tmpl w:val="FB52194E"/>
@@ -2365,7 +3482,120 @@
       </w:rPr>
     </w:lvl>
   </w:abstractNum>
-  <w:abstractNum w:abstractNumId="5" w15:restartNumberingAfterBreak="0">
+  <w:abstractNum w:abstractNumId="10" w15:restartNumberingAfterBreak="0">
+    <w:nsid w:val="6DCB4E9F"/>
+    <w:multiLevelType w:val="hybridMultilevel"/>
+    <w:tmpl w:val="194A8318"/>
+    <w:lvl w:ilvl="0" w:tplc="08090001">
+      <w:start w:val="1"/>
+      <w:numFmt w:val="bullet"/>
+      <w:lvlText w:val=""/>
+      <w:lvlJc w:val="left"/>
+      <w:pPr>
+        <w:ind w:left="720" w:hanging="360"/>
+      </w:pPr>
+      <w:rPr>
+        <w:rFonts w:ascii="Symbol" w:hAnsi="Symbol" w:hint="default"/>
+      </w:rPr>
+    </w:lvl>
+    <w:lvl w:ilvl="1" w:tplc="08090003" w:tentative="1">
+      <w:start w:val="1"/>
+      <w:numFmt w:val="bullet"/>
+      <w:lvlText w:val="o"/>
+      <w:lvlJc w:val="left"/>
+      <w:pPr>
+        <w:ind w:left="1440" w:hanging="360"/>
+      </w:pPr>
+      <w:rPr>
+        <w:rFonts w:ascii="Courier New" w:hAnsi="Courier New" w:cs="Courier New" w:hint="default"/>
+      </w:rPr>
+    </w:lvl>
+    <w:lvl w:ilvl="2" w:tplc="08090005" w:tentative="1">
+      <w:start w:val="1"/>
+      <w:numFmt w:val="bullet"/>
+      <w:lvlText w:val=""/>
+      <w:lvlJc w:val="left"/>
+      <w:pPr>
+        <w:ind w:left="2160" w:hanging="360"/>
+      </w:pPr>
+      <w:rPr>
+        <w:rFonts w:ascii="Wingdings" w:hAnsi="Wingdings" w:hint="default"/>
+      </w:rPr>
+    </w:lvl>
+    <w:lvl w:ilvl="3" w:tplc="08090001" w:tentative="1">
+      <w:start w:val="1"/>
+      <w:numFmt w:val="bullet"/>
+      <w:lvlText w:val=""/>
+      <w:lvlJc w:val="left"/>
+      <w:pPr>
+        <w:ind w:left="2880" w:hanging="360"/>
+      </w:pPr>
+      <w:rPr>
+        <w:rFonts w:ascii="Symbol" w:hAnsi="Symbol" w:hint="default"/>
+      </w:rPr>
+    </w:lvl>
+    <w:lvl w:ilvl="4" w:tplc="08090003" w:tentative="1">
+      <w:start w:val="1"/>
+      <w:numFmt w:val="bullet"/>
+      <w:lvlText w:val="o"/>
+      <w:lvlJc w:val="left"/>
+      <w:pPr>
+        <w:ind w:left="3600" w:hanging="360"/>
+      </w:pPr>
+      <w:rPr>
+        <w:rFonts w:ascii="Courier New" w:hAnsi="Courier New" w:cs="Courier New" w:hint="default"/>
+      </w:rPr>
+    </w:lvl>
+    <w:lvl w:ilvl="5" w:tplc="08090005" w:tentative="1">
+      <w:start w:val="1"/>
+      <w:numFmt w:val="bullet"/>
+      <w:lvlText w:val=""/>
+      <w:lvlJc w:val="left"/>
+      <w:pPr>
+        <w:ind w:left="4320" w:hanging="360"/>
+      </w:pPr>
+      <w:rPr>
+        <w:rFonts w:ascii="Wingdings" w:hAnsi="Wingdings" w:hint="default"/>
+      </w:rPr>
+    </w:lvl>
+    <w:lvl w:ilvl="6" w:tplc="08090001" w:tentative="1">
+      <w:start w:val="1"/>
+      <w:numFmt w:val="bullet"/>
+      <w:lvlText w:val=""/>
+      <w:lvlJc w:val="left"/>
+      <w:pPr>
+        <w:ind w:left="5040" w:hanging="360"/>
+      </w:pPr>
+      <w:rPr>
+        <w:rFonts w:ascii="Symbol" w:hAnsi="Symbol" w:hint="default"/>
+      </w:rPr>
+    </w:lvl>
+    <w:lvl w:ilvl="7" w:tplc="08090003" w:tentative="1">
+      <w:start w:val="1"/>
+      <w:numFmt w:val="bullet"/>
+      <w:lvlText w:val="o"/>
+      <w:lvlJc w:val="left"/>
+      <w:pPr>
+        <w:ind w:left="5760" w:hanging="360"/>
+      </w:pPr>
+      <w:rPr>
+        <w:rFonts w:ascii="Courier New" w:hAnsi="Courier New" w:cs="Courier New" w:hint="default"/>
+      </w:rPr>
+    </w:lvl>
+    <w:lvl w:ilvl="8" w:tplc="08090005" w:tentative="1">
+      <w:start w:val="1"/>
+      <w:numFmt w:val="bullet"/>
+      <w:lvlText w:val=""/>
+      <w:lvlJc w:val="left"/>
+      <w:pPr>
+        <w:ind w:left="6480" w:hanging="360"/>
+      </w:pPr>
+      <w:rPr>
+        <w:rFonts w:ascii="Wingdings" w:hAnsi="Wingdings" w:hint="default"/>
+      </w:rPr>
+    </w:lvl>
+  </w:abstractNum>
+  <w:abstractNum w:abstractNumId="11" w15:restartNumberingAfterBreak="0">
     <w:nsid w:val="714E13DF"/>
     <w:multiLevelType w:val="hybridMultilevel"/>
     <w:tmpl w:val="15A0E000"/>
@@ -2482,19 +3712,37 @@
     <w:abstractNumId w:val="0"/>
   </w:num>
   <w:num w:numId="2" w16cid:durableId="912472578">
+    <w:abstractNumId w:val="2"/>
+  </w:num>
+  <w:num w:numId="3" w16cid:durableId="2079862219">
+    <w:abstractNumId w:val="11"/>
+  </w:num>
+  <w:num w:numId="4" w16cid:durableId="495347069">
+    <w:abstractNumId w:val="5"/>
+  </w:num>
+  <w:num w:numId="5" w16cid:durableId="1330447720">
+    <w:abstractNumId w:val="3"/>
+  </w:num>
+  <w:num w:numId="6" w16cid:durableId="423958798">
+    <w:abstractNumId w:val="9"/>
+  </w:num>
+  <w:num w:numId="7" w16cid:durableId="1994137893">
+    <w:abstractNumId w:val="6"/>
+  </w:num>
+  <w:num w:numId="8" w16cid:durableId="956451544">
     <w:abstractNumId w:val="1"/>
   </w:num>
-  <w:num w:numId="3" w16cid:durableId="2079862219">
-    <w:abstractNumId w:val="5"/>
+  <w:num w:numId="9" w16cid:durableId="1067997821">
+    <w:abstractNumId w:val="8"/>
   </w:num>
-  <w:num w:numId="4" w16cid:durableId="495347069">
-    <w:abstractNumId w:val="3"/>
+  <w:num w:numId="10" w16cid:durableId="405811620">
+    <w:abstractNumId w:val="4"/>
   </w:num>
-  <w:num w:numId="5" w16cid:durableId="1330447720">
-    <w:abstractNumId w:val="2"/>
+  <w:num w:numId="11" w16cid:durableId="1645044471">
+    <w:abstractNumId w:val="10"/>
   </w:num>
-  <w:num w:numId="6" w16cid:durableId="423958798">
-    <w:abstractNumId w:val="4"/>
+  <w:num w:numId="12" w16cid:durableId="1861121166">
+    <w:abstractNumId w:val="7"/>
   </w:num>
 </w:numbering>
 </file>
@@ -3459,6 +4707,17 @@
       <w:spacing w:after="0" w:line="240" w:lineRule="auto"/>
     </w:pPr>
   </w:style>
+  <w:style w:type="character" w:styleId="Strong">
+    <w:name w:val="Strong"/>
+    <w:basedOn w:val="DefaultParagraphFont"/>
+    <w:uiPriority w:val="22"/>
+    <w:qFormat/>
+    <w:rsid w:val="00541546"/>
+    <w:rPr>
+      <w:b/>
+      <w:bCs/>
+    </w:rPr>
+  </w:style>
 </w:styles>
 </file>
 

--- a/CA2-Business Information Systems- 2024225.docx
+++ b/CA2-Business Information Systems- 2024225.docx
@@ -955,100 +955,99 @@
       </w:r>
       <w:r>
         <w:br/>
-        <w:t xml:space="preserve">Nowadays, many companies of the food sector use digital systems to improve the services provided. In this case, the business is a companies of food delivery that want to improve the way that customer make </w:t>
+      </w:r>
+      <w:r>
+        <w:t>Nowadays, many companies in the food sector use digital systems to improve the services provided. In this case, the business is a food delivery company that wants to improve the way that customers make an order of food.</w:t>
+      </w:r>
+    </w:p>
+    <w:p>
+      <w:r>
+        <w:t>In the last years, the use of applications has grown significantly in the food sector. Customers wish to make orders in a fast, safe way and from anywhere.</w:t>
+      </w:r>
+    </w:p>
+    <w:p>
+      <w:r>
+        <w:t>Besides, the competition between delivery companies is high. So having an efficient system can make a big difference.</w:t>
+      </w:r>
+    </w:p>
+    <w:p>
+      <w:r>
+        <w:t>Also, it is important to mention that a digital system not only improves the user experience</w:t>
+      </w:r>
+      <w:r>
+        <w:t xml:space="preserve"> </w:t>
+      </w:r>
+      <w:r>
+        <w:rPr>
+          <w:rFonts w:hint="cs"/>
+        </w:rPr>
+        <w:t>IBM (2024)</w:t>
+      </w:r>
+      <w:r>
+        <w:rPr>
+          <w:rFonts w:hint="cs"/>
+        </w:rPr>
+        <w:t xml:space="preserve"> </w:t>
       </w:r>
       <w:proofErr w:type="spellStart"/>
       <w:r>
-        <w:t>a</w:t>
+        <w:rPr>
+          <w:rFonts w:hint="cs"/>
+        </w:rPr>
+        <w:t>Zwass</w:t>
       </w:r>
       <w:proofErr w:type="spellEnd"/>
       <w:r>
-        <w:t xml:space="preserve"> order of food.</w:t>
-      </w:r>
-    </w:p>
-    <w:p>
-      <w:r>
-        <w:t>In the last years, the use of applications has growth the significantly way in the food sector. The customer wish can make order the fast way, safe and for anywhere.</w:t>
+        <w:rPr>
+          <w:rFonts w:hint="cs"/>
+        </w:rPr>
+        <w:t xml:space="preserve"> (2022)</w:t>
+      </w:r>
+      <w:r>
+        <w:t xml:space="preserve">, but also allows making better decisions based on data. </w:t>
+      </w:r>
+      <w:r>
+        <w:rPr>
+          <w:rFonts w:hint="cs"/>
+        </w:rPr>
+        <w:t>IBM (2024</w:t>
+      </w:r>
+      <w:r>
+        <w:t>)</w:t>
+      </w:r>
+      <w:r>
+        <w:t>For example, the business could analyse what products sell more, at what time there is more demand, and how to optimize the delivery.</w:t>
+      </w:r>
+    </w:p>
+    <w:p>
+      <w:r>
+        <w:t>Currently, the business has problems such as:</w:t>
+      </w:r>
+    </w:p>
+    <w:p>
+      <w:r>
+        <w:t>• Order mistakes</w:t>
       </w:r>
       <w:r>
         <w:br/>
-        <w:t xml:space="preserve">Besides, the competence between delivery companies is high. So have with </w:t>
-      </w:r>
-      <w:proofErr w:type="spellStart"/>
-      <w:r>
-        <w:t>a</w:t>
-      </w:r>
-      <w:proofErr w:type="spellEnd"/>
-      <w:r>
-        <w:t xml:space="preserve"> efficient system can mark a big difference.</w:t>
+        <w:t>• Delivery delays</w:t>
       </w:r>
       <w:r>
         <w:br/>
-      </w:r>
-      <w:r>
-        <w:br/>
-        <w:t xml:space="preserve">Also is important mention that a digital system no only improve the user experience, but also allow make better decisions based in data. For example, the business could analyse what products sell more, at what time </w:t>
-      </w:r>
-      <w:r>
-        <w:t>there is more demand</w:t>
-      </w:r>
-      <w:r>
-        <w:t xml:space="preserve"> and how optimize the delivery</w:t>
-      </w:r>
-      <w:r>
-        <w:br/>
-      </w:r>
-      <w:r>
-        <w:br/>
-        <w:t>Currently, the business has problems such us:</w:t>
-      </w:r>
-      <w:r>
-        <w:br/>
-      </w:r>
-    </w:p>
-    <w:p>
-      <w:pPr>
-        <w:pStyle w:val="ListParagraph"/>
-        <w:numPr>
-          <w:ilvl w:val="0"/>
-          <w:numId w:val="2"/>
-        </w:numPr>
-      </w:pPr>
-      <w:r>
-        <w:t xml:space="preserve">Order mistakes </w:t>
-      </w:r>
-    </w:p>
-    <w:p>
-      <w:pPr>
-        <w:pStyle w:val="ListParagraph"/>
-        <w:numPr>
-          <w:ilvl w:val="0"/>
-          <w:numId w:val="2"/>
-        </w:numPr>
-      </w:pPr>
-      <w:r>
-        <w:t>Delivery delay,</w:t>
-      </w:r>
-    </w:p>
-    <w:p>
-      <w:pPr>
-        <w:pStyle w:val="ListParagraph"/>
-        <w:numPr>
-          <w:ilvl w:val="0"/>
-          <w:numId w:val="2"/>
-        </w:numPr>
-      </w:pPr>
-      <w:r>
-        <w:t>Lack of control orders</w:t>
-      </w:r>
-    </w:p>
-    <w:p>
-      <w:r>
-        <w:t>To improve these problems is propose develop a digital application.</w:t>
-      </w:r>
-      <w:r>
-        <w:br/>
-      </w:r>
+        <w:t>• Lack of control of orders</w:t>
+      </w:r>
+    </w:p>
+    <w:p>
+      <w:r>
+        <w:t>To improve these problems, it is proposed to develop a digital application.</w:t>
+      </w:r>
+    </w:p>
+    <w:p>
+      <w:pPr>
+        <w:rPr>
+          <w:rStyle w:val="Heading1Char"/>
+        </w:rPr>
+      </w:pPr>
     </w:p>
     <w:p>
       <w:pPr>
@@ -1117,193 +1116,244 @@
     </w:p>
     <w:p>
       <w:r>
-        <w:t>It is proposed create a web and mobile application to make orders of food.</w:t>
+        <w:t>It is proposed to create a web and mobile application to make food orders.</w:t>
+      </w:r>
+    </w:p>
+    <w:p>
+      <w:pPr>
+        <w:pStyle w:val="Subtitle"/>
+      </w:pPr>
+      <w:r>
+        <w:t>Goals of the System</w:t>
+      </w:r>
+    </w:p>
+    <w:p>
+      <w:r>
+        <w:t>Allow customers to make orders easily and improve the internal management of the business.</w:t>
+      </w:r>
+    </w:p>
+    <w:p>
+      <w:pPr>
+        <w:pStyle w:val="Subtitle"/>
+      </w:pPr>
+      <w:r>
+        <w:t>Main Functions</w:t>
+      </w:r>
+    </w:p>
+    <w:p>
+      <w:r>
+        <w:t>• User registration and login</w:t>
       </w:r>
       <w:r>
         <w:br/>
+        <w:t>• Display digital menu</w:t>
       </w:r>
       <w:r>
         <w:br/>
-        <w:t>Goals of the System</w:t>
+        <w:t>• Place the order</w:t>
       </w:r>
       <w:r>
         <w:br/>
+        <w:t>• Online payment</w:t>
       </w:r>
       <w:r>
         <w:br/>
-        <w:t>Allow</w:t>
-      </w:r>
-      <w:r>
-        <w:t xml:space="preserve"> customers make order easily and improve the intern management of the business</w:t>
+        <w:t>• Track the order in real time</w:t>
       </w:r>
       <w:r>
         <w:br/>
+        <w:t>• Notifications</w:t>
       </w:r>
       <w:r>
         <w:br/>
-        <w:t>Main Functions</w:t>
-      </w:r>
-    </w:p>
-    <w:p>
-      <w:pPr>
-        <w:pStyle w:val="ListParagraph"/>
-        <w:numPr>
-          <w:ilvl w:val="0"/>
-          <w:numId w:val="4"/>
-        </w:numPr>
-      </w:pPr>
-      <w:r>
-        <w:t>User register and login</w:t>
-      </w:r>
-    </w:p>
-    <w:p>
-      <w:pPr>
-        <w:pStyle w:val="ListParagraph"/>
-        <w:numPr>
-          <w:ilvl w:val="0"/>
-          <w:numId w:val="4"/>
-        </w:numPr>
-      </w:pPr>
-      <w:r>
-        <w:t>Display digital menu</w:t>
-      </w:r>
-    </w:p>
-    <w:p>
-      <w:pPr>
-        <w:pStyle w:val="ListParagraph"/>
-        <w:numPr>
-          <w:ilvl w:val="0"/>
-          <w:numId w:val="4"/>
-        </w:numPr>
-      </w:pPr>
-      <w:r>
-        <w:t>Place the order</w:t>
-      </w:r>
-    </w:p>
-    <w:p>
-      <w:pPr>
-        <w:pStyle w:val="ListParagraph"/>
-        <w:numPr>
-          <w:ilvl w:val="0"/>
-          <w:numId w:val="4"/>
-        </w:numPr>
-      </w:pPr>
-      <w:r>
-        <w:t>Online payment</w:t>
-      </w:r>
-    </w:p>
-    <w:p>
-      <w:pPr>
-        <w:pStyle w:val="ListParagraph"/>
-        <w:numPr>
-          <w:ilvl w:val="0"/>
-          <w:numId w:val="4"/>
-        </w:numPr>
-      </w:pPr>
-      <w:r>
-        <w:t>Track the order in real time</w:t>
-      </w:r>
-    </w:p>
-    <w:p>
-      <w:pPr>
-        <w:pStyle w:val="ListParagraph"/>
-        <w:numPr>
-          <w:ilvl w:val="0"/>
-          <w:numId w:val="4"/>
-        </w:numPr>
-      </w:pPr>
-      <w:r>
-        <w:t>Notifications</w:t>
-      </w:r>
-    </w:p>
-    <w:p>
-      <w:pPr>
-        <w:pStyle w:val="ListParagraph"/>
-        <w:numPr>
-          <w:ilvl w:val="0"/>
-          <w:numId w:val="4"/>
-        </w:numPr>
-      </w:pPr>
-      <w:r>
-        <w:t>Business dashboard</w:t>
-      </w:r>
-    </w:p>
-    <w:p>
-      <w:r>
-        <w:t>System user</w:t>
-      </w:r>
-    </w:p>
-    <w:p>
-      <w:pPr>
-        <w:pStyle w:val="ListParagraph"/>
-        <w:numPr>
-          <w:ilvl w:val="0"/>
-          <w:numId w:val="5"/>
-        </w:numPr>
-      </w:pPr>
-      <w:r>
-        <w:t>Customer</w:t>
-      </w:r>
-    </w:p>
-    <w:p>
-      <w:pPr>
-        <w:pStyle w:val="ListParagraph"/>
-        <w:numPr>
-          <w:ilvl w:val="0"/>
-          <w:numId w:val="5"/>
-        </w:numPr>
-      </w:pPr>
-      <w:r>
-        <w:t>Restaurant employee</w:t>
-      </w:r>
-    </w:p>
-    <w:p>
-      <w:pPr>
-        <w:pStyle w:val="ListParagraph"/>
-        <w:numPr>
-          <w:ilvl w:val="0"/>
-          <w:numId w:val="5"/>
-        </w:numPr>
-      </w:pPr>
-      <w:r>
-        <w:t>Administrators</w:t>
-      </w:r>
-    </w:p>
-    <w:p>
-      <w:r>
-        <w:t>This system will improve the efficiency and customer experience</w:t>
+        <w:t>• Business dashboard</w:t>
+      </w:r>
+    </w:p>
+    <w:p>
+      <w:pPr>
+        <w:pStyle w:val="Subtitle"/>
+      </w:pPr>
+      <w:r>
+        <w:t>System Users</w:t>
+      </w:r>
+    </w:p>
+    <w:p>
+      <w:r>
+        <w:t>• Customers</w:t>
       </w:r>
       <w:r>
         <w:br/>
+        <w:t>• Restaurant employees</w:t>
       </w:r>
       <w:r>
         <w:br/>
-        <w:t>Besides, this system will allow reduce human error, since the orders will be manged automatically . This will help to improve the precision of orders and reduce waiting times.</w:t>
-      </w:r>
-      <w:r>
-        <w:br/>
-      </w:r>
-      <w:r>
-        <w:br/>
-        <w:t>Another positive point , is the system can integrate other tools , such a payment systems, maps for deliveries and data base. All this make the system will be more complete and usable for the business.</w:t>
-      </w:r>
-      <w:r>
-        <w:br/>
-      </w:r>
-      <w:r>
-        <w:br/>
-        <w:t xml:space="preserve">Also cans considerate the implementation of a recommendation system, where the application suggest to the costumer products based in their previous purchases. This can increase the sales and improve the user experience. </w:t>
+        <w:t>• Administrators</w:t>
+      </w:r>
+    </w:p>
+    <w:p>
+      <w:r>
+        <w:t>This system will improve efficiency and customer experience.</w:t>
+      </w:r>
+      <w:r>
+        <w:rPr>
+          <w:rFonts w:hint="cs"/>
+        </w:rPr>
+        <w:t xml:space="preserve"> </w:t>
+      </w:r>
+      <w:r>
+        <w:rPr>
+          <w:rFonts w:hint="cs"/>
+        </w:rPr>
+        <w:t>Norman and Nielsen (1998)</w:t>
+      </w:r>
+    </w:p>
+    <w:p>
+      <w:r>
+        <w:t>Besides, this system will allow reducing human error, since the orders will be managed automatically. This will help to improve the accuracy of orders and reduce waiting times.</w:t>
+      </w:r>
+    </w:p>
+    <w:p>
+      <w:r>
+        <w:t>Another positive point is that the system can integrate with other tools, such as payment systems, maps for deliveries, and databases. All this makes the system more complete and usable for the business.</w:t>
+      </w:r>
+    </w:p>
+    <w:p>
+      <w:r>
+        <w:t>Also, it can consider the implementation of a recommendation system, where the application suggests products to the customer based on their previous purchases. This can increase sales and improve the user experience.</w:t>
       </w:r>
     </w:p>
     <w:p/>
     <w:p/>
-    <w:p>
-      <w:pPr>
-        <w:rPr>
-          <w:rStyle w:val="Heading1Char"/>
-        </w:rPr>
-      </w:pPr>
-      <w:r>
+    <w:p/>
+    <w:p>
+      <w:pPr>
+        <w:pStyle w:val="Heading1"/>
+      </w:pPr>
+      <w:r>
+        <w:rPr>
+          <w:rStyle w:val="s1"/>
+        </w:rPr>
+        <w:lastRenderedPageBreak/>
+        <w:t>Technology Stack</w:t>
+      </w:r>
+    </w:p>
+    <w:p>
+      <w:r>
+        <w:br/>
+      </w:r>
+      <w:r>
+        <w:t>Another important part in the development of the app is selecting the technologies that will be used. For the mobile application, it can use technologies such as Flutter or React Native, which allow development for Android and iOS with only one code base.</w:t>
+      </w:r>
+    </w:p>
+    <w:p/>
+    <w:p>
+      <w:r>
+        <w:t>For the backend, it can use Node.js, along with a database such as MySQL or MongoDB. These tools allow managing user data, orders, and products in an efficient way.</w:t>
+      </w:r>
+    </w:p>
+    <w:p/>
+    <w:p>
+      <w:r>
+        <w:t>In addition, the use of APIs is important to connect different parts of the system, such as online payment or map services for delivery. This makes the system more flexible and easier to scale in the future.</w:t>
+      </w:r>
+      <w:r>
+        <w:rPr>
+          <w:rFonts w:hint="cs"/>
+        </w:rPr>
+        <w:t xml:space="preserve"> </w:t>
+      </w:r>
+      <w:r>
+        <w:rPr>
+          <w:rFonts w:hint="cs"/>
+        </w:rPr>
+        <w:t>Amazon AWS (n.d.)</w:t>
+      </w:r>
+      <w:r>
+        <w:rPr>
+          <w:rFonts w:hint="cs"/>
+        </w:rPr>
+        <w:t xml:space="preserve"> </w:t>
+      </w:r>
+      <w:r>
+        <w:rPr>
+          <w:rFonts w:hint="cs"/>
+        </w:rPr>
+        <w:t>Microsoft (2026)</w:t>
+      </w:r>
+    </w:p>
+    <w:p/>
+    <w:p/>
+    <w:p/>
+    <w:p/>
+    <w:p/>
+    <w:p>
+      <w:pPr>
+        <w:rPr>
+          <w:rStyle w:val="Heading1Char"/>
+        </w:rPr>
+      </w:pPr>
+      <w:r>
+        <w:br/>
+      </w:r>
+      <w:r>
+        <w:rPr>
+          <w:rStyle w:val="Heading1Char"/>
+        </w:rPr>
+        <w:br/>
+      </w:r>
+      <w:r>
+        <w:rPr>
+          <w:rStyle w:val="Heading1Char"/>
+        </w:rPr>
+        <w:br/>
+      </w:r>
+      <w:r>
+        <w:rPr>
+          <w:rStyle w:val="Heading1Char"/>
+        </w:rPr>
+        <w:br/>
+      </w:r>
+      <w:r>
+        <w:rPr>
+          <w:rStyle w:val="Heading1Char"/>
+        </w:rPr>
+        <w:br/>
+      </w:r>
+      <w:r>
+        <w:rPr>
+          <w:rStyle w:val="Heading1Char"/>
+        </w:rPr>
+        <w:br/>
+      </w:r>
+      <w:r>
+        <w:rPr>
+          <w:rStyle w:val="Heading1Char"/>
+        </w:rPr>
+        <w:br/>
+      </w:r>
+      <w:r>
+        <w:rPr>
+          <w:rStyle w:val="Heading1Char"/>
+        </w:rPr>
+        <w:br/>
+      </w:r>
+      <w:r>
+        <w:rPr>
+          <w:rStyle w:val="Heading1Char"/>
+        </w:rPr>
+        <w:br/>
+      </w:r>
+    </w:p>
+    <w:p>
+      <w:pPr>
+        <w:rPr>
+          <w:rStyle w:val="Heading1Char"/>
+        </w:rPr>
+      </w:pPr>
+      <w:r>
+        <w:rPr>
+          <w:rStyle w:val="Heading1Char"/>
+        </w:rPr>
         <w:lastRenderedPageBreak/>
         <w:br/>
       </w:r>
@@ -1314,189 +1364,112 @@
         <w:t>Development Methodologies</w:t>
       </w:r>
     </w:p>
-    <w:p>
-      <w:r>
-        <w:t>To develop this the systems, could be used different methodologies</w:t>
-      </w:r>
-      <w:r>
-        <w:t xml:space="preserve"> but the better one for this specific project is  Agile(Scrum).</w:t>
+    <w:p/>
+    <w:p>
+      <w:r>
+        <w:t>To develop the system, different methodologies could be used, but the best one for this specific project is Agile (Scrum).</w:t>
+      </w:r>
+      <w:r>
+        <w:rPr>
+          <w:rFonts w:hint="cs"/>
+        </w:rPr>
+        <w:t xml:space="preserve"> </w:t>
+      </w:r>
+      <w:r>
+        <w:rPr>
+          <w:rFonts w:hint="cs"/>
+        </w:rPr>
+        <w:t>Agile Alliance (2015)</w:t>
+      </w:r>
+    </w:p>
+    <w:p>
+      <w:r>
+        <w:t>Another methodology that can be used is Waterfall. Waterfall is a traditional approach where development is done in sequential stages. Each stage must be completed before passing to the next stage.</w:t>
+      </w:r>
+    </w:p>
+    <w:p>
+      <w:r>
+        <w:t>These stages include analysis, design, development, testing, and implementation.</w:t>
+      </w:r>
+    </w:p>
+    <w:p>
+      <w:r>
+        <w:t>Another advantage of Waterfall is that it has a clear structure and is easy to understand. However, it has the disadvantage that it does not allow changes easily once the project has started.</w:t>
+      </w:r>
+    </w:p>
+    <w:p>
+      <w:r>
+        <w:t>Comparing both methodologies, Agile is more suitable for this project because it allows adapting to changes and improving the system continuously according to the needs of the user.</w:t>
+      </w:r>
+    </w:p>
+    <w:p>
+      <w:r>
+        <w:t>Agile is a flexible methodology where development is done in short cycles called sprints.</w:t>
+      </w:r>
+      <w:r>
+        <w:rPr>
+          <w:rFonts w:hint="cs"/>
+        </w:rPr>
+        <w:t xml:space="preserve"> </w:t>
+      </w:r>
+      <w:r>
+        <w:rPr>
+          <w:rFonts w:hint="cs"/>
+        </w:rPr>
+        <w:t>Agile Alliance (2015)</w:t>
+      </w:r>
+    </w:p>
+    <w:p>
+      <w:r>
+        <w:t>The development team works on small parts of the system in each sprint. At the end of each cycle, it delivers a functional part of the system that can be evaluated by the customer. This allows receiving constant feedback and making continuous improvements. The team can identify problems quickly and solve them before they grow.</w:t>
+      </w:r>
+    </w:p>
+    <w:p>
+      <w:r>
+        <w:t>The use of tools such as Scrum boards or management software helps to organize tasks and improve team productivity.</w:t>
+      </w:r>
+    </w:p>
+    <w:p>
+      <w:pPr>
+        <w:pStyle w:val="Subtitle"/>
+      </w:pPr>
+      <w:r>
+        <w:t>Advantages</w:t>
+      </w:r>
+    </w:p>
+    <w:p>
+      <w:r>
+        <w:t>• Allows changes during the project</w:t>
       </w:r>
       <w:r>
         <w:br/>
+        <w:t>• Improves communication with the customer</w:t>
       </w:r>
       <w:r>
         <w:br/>
-        <w:t xml:space="preserve">Other methodologies </w:t>
-      </w:r>
-      <w:r>
-        <w:t>that</w:t>
-      </w:r>
-      <w:r>
-        <w:t xml:space="preserve"> can be used is Waterfall.</w:t>
-      </w:r>
+        <w:t>• Delivers fast results</w:t>
+      </w:r>
+    </w:p>
+    <w:p>
+      <w:r>
+        <w:t>For example, it could launch first a basic version of the app and then add new features.</w:t>
+      </w:r>
+    </w:p>
+    <w:p>
+      <w:pPr>
+        <w:rPr>
+          <w:rStyle w:val="Heading1Char"/>
+        </w:rPr>
+      </w:pPr>
       <w:r>
         <w:br/>
-        <w:t xml:space="preserve">Waterfall is a </w:t>
-      </w:r>
-      <w:r>
-        <w:t xml:space="preserve">traditional </w:t>
-      </w:r>
-      <w:r>
-        <w:t xml:space="preserve">approach where the development is make in </w:t>
-      </w:r>
-      <w:r>
-        <w:t>sequential</w:t>
-      </w:r>
-      <w:r>
-        <w:t xml:space="preserve"> stage. Each stage must complete before to pass to next stage.</w:t>
       </w:r>
       <w:r>
         <w:br/>
-        <w:t xml:space="preserve">These stages include </w:t>
-      </w:r>
-      <w:r>
-        <w:t>analysis</w:t>
-      </w:r>
-      <w:r>
-        <w:t xml:space="preserve">, design, development, testing and implementation </w:t>
       </w:r>
       <w:r>
         <w:br/>
-        <w:t>Othe</w:t>
-      </w:r>
-      <w:r>
-        <w:t>r</w:t>
-      </w:r>
-      <w:r>
-        <w:t xml:space="preserve"> adva</w:t>
-      </w:r>
-      <w:r>
-        <w:t>nta</w:t>
-      </w:r>
-      <w:r>
-        <w:t xml:space="preserve">ges the waterfall is that has clear structure and is easy to understand. However has </w:t>
-      </w:r>
-      <w:r>
-        <w:t>disadvantage</w:t>
-      </w:r>
-      <w:r>
-        <w:t xml:space="preserve"> that don’t allow </w:t>
-      </w:r>
-      <w:r>
-        <w:t>changes</w:t>
-      </w:r>
-      <w:r>
-        <w:t xml:space="preserve"> easily once the project has started.</w:t>
-      </w:r>
-      <w:r>
-        <w:br/>
-      </w:r>
-      <w:r>
-        <w:br/>
-        <w:t xml:space="preserve">Comparing both methodologies, Agile is the more </w:t>
-      </w:r>
-      <w:r>
-        <w:t>suitable to this project because allow to adapt to changes and improve the system continuously according the needs of the user.</w:t>
-      </w:r>
-      <w:r>
-        <w:br/>
-      </w:r>
-    </w:p>
-    <w:p>
-      <w:r>
-        <w:t>Agile is flexible methodologies where the development it’s make in short cycle called sprints.</w:t>
-      </w:r>
-      <w:r>
-        <w:br/>
-      </w:r>
-      <w:r>
-        <w:br/>
-        <w:t>Advantages</w:t>
-      </w:r>
-    </w:p>
-    <w:p>
-      <w:pPr>
-        <w:pStyle w:val="ListParagraph"/>
-        <w:numPr>
-          <w:ilvl w:val="0"/>
-          <w:numId w:val="6"/>
-        </w:numPr>
-      </w:pPr>
-      <w:r>
-        <w:t>Allow changes during the project</w:t>
-      </w:r>
-    </w:p>
-    <w:p>
-      <w:pPr>
-        <w:pStyle w:val="ListParagraph"/>
-        <w:numPr>
-          <w:ilvl w:val="0"/>
-          <w:numId w:val="6"/>
-        </w:numPr>
-      </w:pPr>
-      <w:r>
-        <w:t>Improve the communication with the customer</w:t>
-      </w:r>
-    </w:p>
-    <w:p>
-      <w:pPr>
-        <w:pStyle w:val="ListParagraph"/>
-        <w:numPr>
-          <w:ilvl w:val="0"/>
-          <w:numId w:val="6"/>
-        </w:numPr>
-      </w:pPr>
-      <w:r>
-        <w:t>Delivery fast output</w:t>
-      </w:r>
-    </w:p>
-    <w:p/>
-    <w:p>
-      <w:pPr>
-        <w:rPr>
-          <w:rStyle w:val="Heading1Char"/>
-        </w:rPr>
-      </w:pPr>
-      <w:r>
-        <w:t>For example: Could be lunch first a basic version of the app and then add new features.</w:t>
-      </w:r>
-      <w:r>
-        <w:br/>
-      </w:r>
-      <w:r>
-        <w:br/>
-      </w:r>
-      <w:r>
-        <w:br/>
-      </w:r>
-    </w:p>
-    <w:p>
-      <w:pPr>
-        <w:rPr>
-          <w:rStyle w:val="Heading1Char"/>
-        </w:rPr>
-      </w:pPr>
-    </w:p>
-    <w:p>
-      <w:pPr>
-        <w:rPr>
-          <w:rStyle w:val="Heading1Char"/>
-        </w:rPr>
-      </w:pPr>
-    </w:p>
-    <w:p>
-      <w:pPr>
-        <w:rPr>
-          <w:rStyle w:val="Heading1Char"/>
-        </w:rPr>
-      </w:pPr>
-    </w:p>
-    <w:p>
-      <w:pPr>
-        <w:rPr>
-          <w:rStyle w:val="Heading1Char"/>
-        </w:rPr>
-      </w:pPr>
+      </w:r>
     </w:p>
     <w:p>
       <w:pPr>
@@ -1515,111 +1488,78 @@
     <w:p>
       <w:pPr>
         <w:pStyle w:val="Subtitle"/>
-        <w:rPr>
-          <w:rStyle w:val="Strong"/>
-        </w:rPr>
-      </w:pPr>
-      <w:r>
-        <w:rPr>
-          <w:rStyle w:val="Strong"/>
-        </w:rPr>
+      </w:pPr>
+    </w:p>
+    <w:p>
+      <w:pPr>
+        <w:pStyle w:val="Subtitle"/>
+      </w:pPr>
+      <w:r>
         <w:t>Security</w:t>
       </w:r>
     </w:p>
     <w:p>
       <w:r>
-        <w:t>To protect the user information , the system must include:</w:t>
-      </w:r>
-    </w:p>
-    <w:p>
-      <w:pPr>
-        <w:pStyle w:val="ListParagraph"/>
-        <w:numPr>
-          <w:ilvl w:val="0"/>
-          <w:numId w:val="8"/>
-        </w:numPr>
-        <w:spacing w:after="0"/>
-      </w:pPr>
-      <w:r>
-        <w:t>Encrypted passwords</w:t>
-      </w:r>
-    </w:p>
-    <w:p>
-      <w:pPr>
-        <w:pStyle w:val="ListParagraph"/>
-        <w:numPr>
-          <w:ilvl w:val="0"/>
-          <w:numId w:val="8"/>
-        </w:numPr>
-        <w:spacing w:after="0"/>
-      </w:pPr>
-      <w:r>
-        <w:t>Use of HTTPS</w:t>
-      </w:r>
-    </w:p>
-    <w:p>
-      <w:pPr>
-        <w:pStyle w:val="ListParagraph"/>
-        <w:numPr>
-          <w:ilvl w:val="0"/>
-          <w:numId w:val="8"/>
-        </w:numPr>
-        <w:spacing w:after="0"/>
-      </w:pPr>
-      <w:r>
-        <w:t>Access control (admin and user)</w:t>
-      </w:r>
-    </w:p>
-    <w:p>
-      <w:pPr>
-        <w:pStyle w:val="ListParagraph"/>
-        <w:numPr>
-          <w:ilvl w:val="0"/>
-          <w:numId w:val="8"/>
-        </w:numPr>
-        <w:spacing w:after="0"/>
-      </w:pPr>
-      <w:r>
-        <w:t>Protection against attacks</w:t>
-      </w:r>
-    </w:p>
-    <w:p>
-      <w:pPr>
-        <w:spacing w:after="0"/>
-      </w:pPr>
-      <w:r>
-        <w:t>These avoid the theft of data and protect the privacy</w:t>
+        <w:t>To protect user information,</w:t>
+      </w:r>
+      <w:r>
+        <w:rPr>
+          <w:rFonts w:hint="cs"/>
+        </w:rPr>
+        <w:t xml:space="preserve"> </w:t>
+      </w:r>
+      <w:r>
+        <w:rPr>
+          <w:rFonts w:hint="cs"/>
+        </w:rPr>
+        <w:t>Agile Alliance (2015)</w:t>
+      </w:r>
+      <w:r>
+        <w:t xml:space="preserve"> the system must include:</w:t>
+      </w:r>
+    </w:p>
+    <w:p>
+      <w:r>
+        <w:t>• Encrypted passwords</w:t>
       </w:r>
       <w:r>
         <w:br/>
+        <w:t>• Use of HTTPS</w:t>
       </w:r>
       <w:r>
         <w:br/>
-        <w:t xml:space="preserve">Besides , is important implement a safe </w:t>
-      </w:r>
-      <w:r>
-        <w:t>authentication, such a verification in two steps, to increase the user account  protection . Also must apply security</w:t>
-      </w:r>
-    </w:p>
-    <w:p>
-      <w:pPr>
-        <w:spacing w:after="0"/>
-      </w:pPr>
-      <w:r>
-        <w:t xml:space="preserve">policies to avoid </w:t>
-      </w:r>
-      <w:r>
-        <w:t>unauthorized</w:t>
-      </w:r>
-      <w:r>
-        <w:t xml:space="preserve"> access </w:t>
+        <w:t>• Access control (admin and user)</w:t>
       </w:r>
       <w:r>
         <w:br/>
-      </w:r>
-      <w:r>
-        <w:br/>
-        <w:t>The system must fulfil with modern security standards and make periodic testing to detect possible vulnerabilities . This help to keep the user trust in the application.</w:t>
+        <w:t>• Protection against attacks</w:t>
+      </w:r>
+    </w:p>
+    <w:p>
+      <w:r>
+        <w:t>These help to avoid data theft and protect privacy.</w:t>
+      </w:r>
+    </w:p>
+    <w:p>
+      <w:r>
+        <w:t>Besides, it is important to implement secure authentication, such as two-step verification, to increase user account protection. Also, security policies must be applied to avoid unauthorized access.</w:t>
+      </w:r>
+    </w:p>
+    <w:p>
+      <w:r>
+        <w:t>The system must comply with modern security standards and perform periodic testing to detect possible vulnerabilities. This helps to maintain user trust in the application.</w:t>
+      </w:r>
+      <w:r>
+        <w:rPr>
+          <w:rFonts w:hint="cs"/>
+        </w:rPr>
+        <w:t xml:space="preserve"> </w:t>
+      </w:r>
+      <w:r>
+        <w:rPr>
+          <w:rFonts w:hint="cs"/>
+        </w:rPr>
+        <w:t>Association for Computing Machinery (2018)</w:t>
       </w:r>
     </w:p>
     <w:p/>
@@ -1647,79 +1587,48 @@
     </w:p>
     <w:p>
       <w:r>
-        <w:t xml:space="preserve">Also is important count with </w:t>
-      </w:r>
-      <w:r>
-        <w:t>reliable servers</w:t>
-      </w:r>
-      <w:r>
-        <w:t xml:space="preserve"> that guarantee the system be available in any time. In case of fails, the system must have mechanism of fast recovery .</w:t>
+        <w:t>It is also important to have reliable servers that guarantee the system is available at any time. In case of failures, the system must have fast recovery mechanisms.</w:t>
+      </w:r>
+    </w:p>
+    <w:p>
+      <w:r>
+        <w:t>Testing before launching the system is key to identifying errors. Besides, continuous testing can be done to ensure the application works correctly after each update.</w:t>
+      </w:r>
+    </w:p>
+    <w:p>
+      <w:pPr>
+        <w:pStyle w:val="Subtitle"/>
+        <w:rPr>
+          <w:rStyle w:val="Emphasis"/>
+          <w:i w:val="0"/>
+          <w:iCs w:val="0"/>
+        </w:rPr>
+      </w:pPr>
+      <w:r>
+        <w:rPr>
+          <w:rStyle w:val="Emphasis"/>
+          <w:i w:val="0"/>
+          <w:iCs w:val="0"/>
+        </w:rPr>
+        <w:t>Measures to take</w:t>
+      </w:r>
+    </w:p>
+    <w:p>
+      <w:r>
+        <w:t>• Automatic backups</w:t>
       </w:r>
       <w:r>
         <w:br/>
-        <w:t xml:space="preserve">The realization of testing before launch the system is the key to identify errors. </w:t>
-      </w:r>
-    </w:p>
-    <w:p>
-      <w:r>
-        <w:t xml:space="preserve">Besides, can make </w:t>
-      </w:r>
-      <w:r>
-        <w:t>continuous</w:t>
-      </w:r>
-      <w:r>
-        <w:t xml:space="preserve"> test to ensure the application </w:t>
-      </w:r>
-      <w:r>
-        <w:t>work correctly after each update</w:t>
+        <w:t>• System testing</w:t>
       </w:r>
       <w:r>
         <w:br/>
-      </w:r>
-      <w:r>
-        <w:br/>
-        <w:t>Measure to take</w:t>
-      </w:r>
-    </w:p>
-    <w:p>
-      <w:pPr>
-        <w:pStyle w:val="ListParagraph"/>
-        <w:numPr>
-          <w:ilvl w:val="0"/>
-          <w:numId w:val="10"/>
-        </w:numPr>
-      </w:pPr>
-      <w:r>
-        <w:t>Automatic backups</w:t>
-      </w:r>
-    </w:p>
-    <w:p>
-      <w:pPr>
-        <w:pStyle w:val="ListParagraph"/>
-        <w:numPr>
-          <w:ilvl w:val="0"/>
-          <w:numId w:val="10"/>
-        </w:numPr>
-      </w:pPr>
-      <w:r>
-        <w:t>System Testing</w:t>
-      </w:r>
-    </w:p>
-    <w:p>
-      <w:pPr>
-        <w:pStyle w:val="ListParagraph"/>
-        <w:numPr>
-          <w:ilvl w:val="0"/>
-          <w:numId w:val="10"/>
-        </w:numPr>
-      </w:pPr>
-      <w:r>
-        <w:t>Constant monitoring</w:t>
-      </w:r>
-    </w:p>
-    <w:p>
-      <w:r>
-        <w:t>This ensure that the system don’t suffer fails</w:t>
+        <w:t>• Constant monitoring</w:t>
+      </w:r>
+    </w:p>
+    <w:p>
+      <w:r>
+        <w:t>This ensures that the system does not suffer failures.</w:t>
       </w:r>
     </w:p>
     <w:p>
@@ -1736,7 +1645,10 @@
       <w:r>
         <w:br/>
       </w:r>
-      <w:r>
+    </w:p>
+    <w:p>
+      <w:pPr>
+        <w:pStyle w:val="Subtitle"/>
         <w:rPr>
           <w:rStyle w:val="Heading1Char"/>
           <w:rFonts w:asciiTheme="minorHAnsi" w:hAnsiTheme="minorHAnsi"/>
@@ -1744,460 +1656,546 @@
           <w:sz w:val="28"/>
           <w:szCs w:val="28"/>
         </w:rPr>
+      </w:pPr>
+    </w:p>
+    <w:p>
+      <w:pPr>
+        <w:pStyle w:val="Subtitle"/>
+        <w:rPr>
+          <w:rStyle w:val="Heading1Char"/>
+          <w:rFonts w:asciiTheme="minorHAnsi" w:hAnsiTheme="minorHAnsi"/>
+          <w:color w:val="595959" w:themeColor="text1" w:themeTint="A6"/>
+          <w:sz w:val="28"/>
+          <w:szCs w:val="28"/>
+        </w:rPr>
+      </w:pPr>
+    </w:p>
+    <w:p>
+      <w:pPr>
+        <w:pStyle w:val="Subtitle"/>
+        <w:rPr>
+          <w:rStyle w:val="Heading1Char"/>
+          <w:rFonts w:asciiTheme="minorHAnsi" w:hAnsiTheme="minorHAnsi"/>
+          <w:color w:val="595959" w:themeColor="text1" w:themeTint="A6"/>
+          <w:sz w:val="28"/>
+          <w:szCs w:val="28"/>
+        </w:rPr>
+      </w:pPr>
+    </w:p>
+    <w:p>
+      <w:pPr>
+        <w:pStyle w:val="Subtitle"/>
+        <w:rPr>
+          <w:rStyle w:val="Heading1Char"/>
+          <w:rFonts w:asciiTheme="minorHAnsi" w:hAnsiTheme="minorHAnsi"/>
+          <w:color w:val="595959" w:themeColor="text1" w:themeTint="A6"/>
+          <w:sz w:val="28"/>
+          <w:szCs w:val="28"/>
+        </w:rPr>
+      </w:pPr>
+    </w:p>
+    <w:p>
+      <w:pPr>
+        <w:pStyle w:val="Subtitle"/>
+        <w:rPr>
+          <w:rStyle w:val="Heading1Char"/>
+          <w:rFonts w:asciiTheme="minorHAnsi" w:hAnsiTheme="minorHAnsi"/>
+          <w:color w:val="595959" w:themeColor="text1" w:themeTint="A6"/>
+          <w:sz w:val="28"/>
+          <w:szCs w:val="28"/>
+        </w:rPr>
+      </w:pPr>
+      <w:r>
+        <w:rPr>
+          <w:rStyle w:val="Heading1Char"/>
+          <w:rFonts w:asciiTheme="minorHAnsi" w:hAnsiTheme="minorHAnsi"/>
+          <w:color w:val="595959" w:themeColor="text1" w:themeTint="A6"/>
+          <w:sz w:val="28"/>
+          <w:szCs w:val="28"/>
+        </w:rPr>
         <w:t>Scalability</w:t>
       </w:r>
     </w:p>
     <w:p>
       <w:r>
-        <w:t>For example, if the business growth and receive more orders, the system must be able to manage this increase of orders without loose performance. The use of services in the cloud allow increase the resources the dynamic way according the demand.</w:t>
+        <w:t>For example, if the business grows and receives more orders, the system must be able to manage this increase without losing performance. The use of cloud services allows increasing resources dynamically according to demand.</w:t>
+      </w:r>
+      <w:r>
+        <w:t xml:space="preserve"> </w:t>
+      </w:r>
+      <w:r>
+        <w:t>(Amazon AWS, n.d.; Microsoft, 2026)</w:t>
+      </w:r>
+    </w:p>
+    <w:p>
+      <w:r>
+        <w:t>Also, microservices can be used to divide the application into smaller parts, which facilitates maintenance and scalability.</w:t>
+      </w:r>
+    </w:p>
+    <w:p>
+      <w:pPr>
+        <w:pStyle w:val="ListParagraph"/>
+      </w:pPr>
+    </w:p>
+    <w:p>
+      <w:r>
+        <w:t>The system must be able to grow with the business:</w:t>
+      </w:r>
+    </w:p>
+    <w:p>
+      <w:pPr>
+        <w:pStyle w:val="ListParagraph"/>
+      </w:pPr>
+    </w:p>
+    <w:p>
+      <w:r>
+        <w:t>• Use of cloud services</w:t>
       </w:r>
       <w:r>
         <w:br/>
-        <w:t xml:space="preserve">Also can use  microservices to divide the app in smaller parts, which facilitates its </w:t>
-      </w:r>
-      <w:r>
+        <w:t>• Scalable database</w:t>
+      </w:r>
+      <w:r>
+        <w:br/>
+        <w:t>• Load balancing</w:t>
+      </w:r>
+    </w:p>
+    <w:p>
+      <w:pPr>
+        <w:pStyle w:val="ListParagraph"/>
+      </w:pPr>
+      <w:r>
+        <w:br/>
+      </w:r>
+      <w:r>
+        <w:br/>
+      </w:r>
+      <w:r>
+        <w:br/>
+      </w:r>
+      <w:r>
+        <w:br/>
+      </w:r>
+      <w:r>
+        <w:br/>
+      </w:r>
+    </w:p>
+    <w:p>
+      <w:pPr>
+        <w:pStyle w:val="ListParagraph"/>
+      </w:pPr>
+    </w:p>
+    <w:p>
+      <w:pPr>
+        <w:pStyle w:val="ListParagraph"/>
+        <w:rPr>
+          <w:rStyle w:val="Heading1Char"/>
+        </w:rPr>
+      </w:pPr>
+    </w:p>
+    <w:p>
+      <w:pPr>
+        <w:rPr>
+          <w:rStyle w:val="Heading1Char"/>
+        </w:rPr>
+      </w:pPr>
+    </w:p>
+    <w:p>
+      <w:pPr>
+        <w:rPr>
+          <w:rStyle w:val="Heading1Char"/>
+        </w:rPr>
+      </w:pPr>
+    </w:p>
+    <w:p>
+      <w:pPr>
+        <w:rPr>
+          <w:rStyle w:val="Heading1Char"/>
+        </w:rPr>
+      </w:pPr>
+    </w:p>
+    <w:p>
+      <w:pPr>
+        <w:rPr>
+          <w:rStyle w:val="Heading1Char"/>
+        </w:rPr>
+      </w:pPr>
+    </w:p>
+    <w:p>
+      <w:pPr>
+        <w:rPr>
+          <w:rStyle w:val="Heading1Char"/>
+        </w:rPr>
+      </w:pPr>
+    </w:p>
+    <w:p>
+      <w:pPr>
+        <w:rPr>
+          <w:rStyle w:val="Heading1Char"/>
+        </w:rPr>
+      </w:pPr>
+    </w:p>
+    <w:p>
+      <w:pPr>
+        <w:rPr>
+          <w:rStyle w:val="Heading1Char"/>
+        </w:rPr>
+      </w:pPr>
+    </w:p>
+    <w:p>
+      <w:pPr>
+        <w:rPr>
+          <w:rStyle w:val="Heading1Char"/>
+        </w:rPr>
+      </w:pPr>
+      <w:r>
+        <w:rPr>
+          <w:rStyle w:val="Heading1Char"/>
+        </w:rPr>
+        <w:t>Legal Aspects</w:t>
+      </w:r>
+    </w:p>
+    <w:p>
+      <w:pPr>
+        <w:rPr>
+          <w:rStyle w:val="Heading1Char"/>
+        </w:rPr>
+      </w:pPr>
+    </w:p>
+    <w:p>
+      <w:r>
+        <w:t>The system must comply with data protection laws such as GDPR.</w:t>
+      </w:r>
+    </w:p>
+    <w:p>
+      <w:r>
+        <w:t>This means:</w:t>
+      </w:r>
+    </w:p>
+    <w:p>
+      <w:r>
+        <w:t>• Ask for user consent</w:t>
+      </w:r>
+      <w:r>
+        <w:br/>
+        <w:t>• Protect personal data</w:t>
+      </w:r>
+      <w:r>
+        <w:br/>
+        <w:t>• Allow the user to delete their information</w:t>
+      </w:r>
+    </w:p>
+    <w:p>
+      <w:r>
+        <w:t>Non-compliance could cause legal fines.</w:t>
+      </w:r>
+    </w:p>
+    <w:p>
+      <w:r>
+        <w:t>In addition to GDPR, the system must comply with other regulations related to e-commerce and online payments. For example, it is important to ensure that transactions are secure and that financial data is protected.</w:t>
+      </w:r>
+    </w:p>
+    <w:p>
+      <w:r>
+        <w:t>The business must clearly inform users about how their data is used through privacy policies. These policies must be easy to understand and accessible for all users.</w:t>
+      </w:r>
+      <w:r>
+        <w:rPr>
+          <w:rFonts w:hint="cs"/>
+        </w:rPr>
+        <w:t xml:space="preserve"> </w:t>
+      </w:r>
+      <w:r>
+        <w:rPr>
+          <w:rFonts w:hint="cs"/>
+        </w:rPr>
+        <w:t>European Commission (2024)</w:t>
+      </w:r>
+      <w:r>
+        <w:rPr>
+          <w:rFonts w:hint="cs"/>
+        </w:rPr>
+        <w:t xml:space="preserve"> </w:t>
+      </w:r>
+      <w:r>
+        <w:rPr>
+          <w:rFonts w:hint="cs"/>
+        </w:rPr>
+        <w:t>GDPR (2025)</w:t>
+      </w:r>
+    </w:p>
+    <w:p>
+      <w:pPr>
+        <w:rPr>
+          <w:rStyle w:val="Heading1Char"/>
+        </w:rPr>
+      </w:pPr>
+    </w:p>
+    <w:p>
+      <w:pPr>
+        <w:rPr>
+          <w:rStyle w:val="Heading1Char"/>
+        </w:rPr>
+      </w:pPr>
+      <w:r>
+        <w:br/>
+      </w:r>
+      <w:r>
+        <w:br/>
+      </w:r>
+    </w:p>
+    <w:p>
+      <w:pPr>
+        <w:rPr>
+          <w:rStyle w:val="Heading1Char"/>
+        </w:rPr>
+      </w:pPr>
+    </w:p>
+    <w:p>
+      <w:pPr>
+        <w:rPr>
+          <w:rStyle w:val="Heading1Char"/>
+        </w:rPr>
+      </w:pPr>
+    </w:p>
+    <w:p>
+      <w:pPr>
+        <w:rPr>
+          <w:rStyle w:val="Heading1Char"/>
+        </w:rPr>
+      </w:pPr>
+    </w:p>
+    <w:p>
+      <w:pPr>
+        <w:rPr>
+          <w:rStyle w:val="Heading1Char"/>
+        </w:rPr>
+      </w:pPr>
+    </w:p>
+    <w:p>
+      <w:pPr>
+        <w:rPr>
+          <w:rStyle w:val="Heading1Char"/>
+        </w:rPr>
+      </w:pPr>
+    </w:p>
+    <w:p>
+      <w:pPr>
+        <w:rPr>
+          <w:rStyle w:val="Heading1Char"/>
+        </w:rPr>
+      </w:pPr>
+    </w:p>
+    <w:p>
+      <w:pPr>
+        <w:rPr>
+          <w:rStyle w:val="Heading1Char"/>
+        </w:rPr>
+      </w:pPr>
+    </w:p>
+    <w:p>
+      <w:pPr>
+        <w:rPr>
+          <w:rStyle w:val="Heading1Char"/>
+        </w:rPr>
+      </w:pPr>
+    </w:p>
+    <w:p>
+      <w:pPr>
+        <w:rPr>
+          <w:rStyle w:val="Heading1Char"/>
+        </w:rPr>
+      </w:pPr>
+      <w:r>
+        <w:rPr>
+          <w:rStyle w:val="Heading1Char"/>
+        </w:rPr>
+        <w:t>Ethical Issues</w:t>
+      </w:r>
+      <w:r>
+        <w:rPr>
+          <w:rStyle w:val="Heading1Char"/>
+        </w:rPr>
+        <w:br/>
+      </w:r>
+    </w:p>
+    <w:p>
+      <w:r>
+        <w:t>The system must also consider ethical topics:</w:t>
+      </w:r>
+    </w:p>
+    <w:p>
+      <w:r>
+        <w:t>• Respect user privacy</w:t>
+      </w:r>
+      <w:r>
+        <w:br/>
+        <w:t>• Do not use data without permission</w:t>
+      </w:r>
+      <w:r>
+        <w:br/>
+        <w:t>• Do not manipulate the user</w:t>
+      </w:r>
+      <w:r>
+        <w:br/>
+        <w:t>• Transparency in data use</w:t>
+      </w:r>
+    </w:p>
+    <w:p>
+      <w:r>
+        <w:t xml:space="preserve">Another important ethical aspect is avoiding discrimination in the use of data. The system should not </w:t>
+      </w:r>
+      <w:proofErr w:type="spellStart"/>
+      <w:r>
+        <w:t>favor</w:t>
+      </w:r>
+      <w:proofErr w:type="spellEnd"/>
+      <w:r>
+        <w:t xml:space="preserve"> or harm certain users without justification.</w:t>
+      </w:r>
+    </w:p>
+    <w:p>
+      <w:r>
+        <w:t>Also, it is important to ensure that recommendations or promotions are fair and not misleading. The company must act responsibly to maintain user trust.</w:t>
+      </w:r>
+      <w:r>
+        <w:rPr>
+          <w:rFonts w:hint="cs"/>
+        </w:rPr>
+        <w:t xml:space="preserve"> </w:t>
+      </w:r>
+      <w:r>
+        <w:rPr>
+          <w:rFonts w:hint="cs"/>
+        </w:rPr>
+        <w:t>Association for Computing Machinery (2018)</w:t>
+      </w:r>
+    </w:p>
+    <w:p>
+      <w:pPr>
+        <w:rPr>
+          <w:rStyle w:val="s1"/>
+        </w:rPr>
+      </w:pPr>
+    </w:p>
+    <w:p>
+      <w:pPr>
+        <w:rPr>
+          <w:rStyle w:val="s1"/>
+        </w:rPr>
+      </w:pPr>
+    </w:p>
+    <w:p>
+      <w:pPr>
+        <w:pStyle w:val="Heading1"/>
+        <w:rPr>
+          <w:rStyle w:val="s1"/>
+        </w:rPr>
+      </w:pPr>
+    </w:p>
+    <w:p>
+      <w:pPr>
+        <w:pStyle w:val="Heading1"/>
+        <w:rPr>
+          <w:rStyle w:val="s1"/>
+        </w:rPr>
+      </w:pPr>
+    </w:p>
+    <w:p>
+      <w:pPr>
+        <w:pStyle w:val="Heading1"/>
+        <w:rPr>
+          <w:rStyle w:val="s1"/>
+        </w:rPr>
+      </w:pPr>
+    </w:p>
+    <w:p>
+      <w:pPr>
+        <w:pStyle w:val="Heading1"/>
+        <w:rPr>
+          <w:rStyle w:val="s1"/>
+        </w:rPr>
+      </w:pPr>
+    </w:p>
+    <w:p>
+      <w:pPr>
+        <w:pStyle w:val="Heading1"/>
+        <w:rPr>
+          <w:rStyle w:val="s1"/>
+        </w:rPr>
+      </w:pPr>
+    </w:p>
+    <w:p/>
+    <w:p>
+      <w:pPr>
+        <w:pStyle w:val="Heading1"/>
+        <w:rPr>
+          <w:rStyle w:val="s1"/>
+        </w:rPr>
+      </w:pPr>
+      <w:r>
+        <w:rPr>
+          <w:rStyle w:val="s1"/>
+        </w:rPr>
         <w:lastRenderedPageBreak/>
-        <w:t>maintenance and scalability</w:t>
-      </w:r>
-      <w:r>
+        <w:t>Maintenance and Updates</w:t>
+      </w:r>
+    </w:p>
+    <w:p/>
+    <w:p>
+      <w:r>
+        <w:t>Once the system is implemented, it is necessary to perform continuous maintenance. This includes fixing errors, updating the system, and improving its functions.</w:t>
+      </w:r>
+    </w:p>
+    <w:p>
+      <w:r>
+        <w:t>Updates may include new features, improvements in security, or changes in the user interface. This allows the system to stay updated and competitive.</w:t>
+      </w:r>
+    </w:p>
+    <w:p>
+      <w:r>
+        <w:t>Besides, it is important to collect feedback from users to understand their needs and make improvements based on their experience.</w:t>
+      </w:r>
+      <w:r>
+        <w:rPr>
+          <w:rFonts w:hint="cs"/>
+        </w:rPr>
+        <w:t xml:space="preserve"> </w:t>
+      </w:r>
+    </w:p>
+    <w:p>
+      <w:pPr>
+        <w:rPr>
+          <w:rStyle w:val="s1"/>
+        </w:rPr>
+      </w:pPr>
+    </w:p>
+    <w:p/>
+    <w:p>
+      <w:pPr>
+        <w:rPr>
+          <w:rStyle w:val="Heading1Char"/>
+        </w:rPr>
+      </w:pPr>
+    </w:p>
+    <w:p>
+      <w:pPr>
+        <w:rPr>
+          <w:rStyle w:val="Heading1Char"/>
+        </w:rPr>
+      </w:pPr>
+      <w:r>
+        <w:rPr>
+          <w:rStyle w:val="Heading1Char"/>
+        </w:rPr>
         <w:br/>
       </w:r>
       <w:r>
         <w:br/>
       </w:r>
       <w:r>
-        <w:t>The system must</w:t>
-      </w:r>
-      <w:r>
-        <w:t xml:space="preserve"> be able to grow with the business</w:t>
-      </w:r>
-      <w:r>
         <w:br/>
       </w:r>
-    </w:p>
-    <w:p>
-      <w:pPr>
-        <w:pStyle w:val="ListParagraph"/>
-        <w:numPr>
-          <w:ilvl w:val="0"/>
-          <w:numId w:val="11"/>
-        </w:numPr>
-      </w:pPr>
-      <w:r>
-        <w:t xml:space="preserve">use of cloud service in the cloud </w:t>
-      </w:r>
-    </w:p>
-    <w:p>
-      <w:pPr>
-        <w:pStyle w:val="ListParagraph"/>
-        <w:numPr>
-          <w:ilvl w:val="0"/>
-          <w:numId w:val="11"/>
-        </w:numPr>
-      </w:pPr>
-      <w:r>
-        <w:t xml:space="preserve">scalable data base </w:t>
-      </w:r>
-    </w:p>
-    <w:p>
-      <w:pPr>
-        <w:pStyle w:val="ListParagraph"/>
-        <w:numPr>
-          <w:ilvl w:val="0"/>
-          <w:numId w:val="11"/>
-        </w:numPr>
-      </w:pPr>
-      <w:r>
-        <w:t>load balancing</w:t>
-      </w:r>
-      <w:r>
-        <w:br/>
-      </w:r>
-      <w:r>
-        <w:br/>
-      </w:r>
-      <w:r>
-        <w:br/>
-      </w:r>
-      <w:r>
-        <w:br/>
-      </w:r>
-      <w:r>
-        <w:br/>
-      </w:r>
-      <w:r>
-        <w:br/>
-      </w:r>
-      <w:r>
-        <w:br/>
-      </w:r>
-    </w:p>
-    <w:p>
-      <w:pPr>
-        <w:pStyle w:val="ListParagraph"/>
-      </w:pPr>
-    </w:p>
-    <w:p>
-      <w:pPr>
-        <w:pStyle w:val="ListParagraph"/>
-        <w:rPr>
-          <w:rStyle w:val="Heading1Char"/>
-        </w:rPr>
-      </w:pPr>
-    </w:p>
-    <w:p>
-      <w:pPr>
-        <w:rPr>
-          <w:rStyle w:val="Heading1Char"/>
-        </w:rPr>
-      </w:pPr>
-    </w:p>
-    <w:p>
-      <w:pPr>
-        <w:rPr>
-          <w:rStyle w:val="Heading1Char"/>
-        </w:rPr>
-      </w:pPr>
-    </w:p>
-    <w:p>
-      <w:pPr>
-        <w:rPr>
-          <w:rStyle w:val="Heading1Char"/>
-        </w:rPr>
-      </w:pPr>
-    </w:p>
-    <w:p>
-      <w:pPr>
-        <w:rPr>
-          <w:rStyle w:val="Heading1Char"/>
-        </w:rPr>
-      </w:pPr>
-    </w:p>
-    <w:p>
-      <w:pPr>
-        <w:rPr>
-          <w:rStyle w:val="Heading1Char"/>
-        </w:rPr>
-      </w:pPr>
-    </w:p>
-    <w:p>
-      <w:pPr>
-        <w:rPr>
-          <w:rStyle w:val="Heading1Char"/>
-        </w:rPr>
-      </w:pPr>
-    </w:p>
-    <w:p>
-      <w:pPr>
-        <w:rPr>
-          <w:rStyle w:val="Heading1Char"/>
-        </w:rPr>
-      </w:pPr>
-    </w:p>
-    <w:p>
-      <w:pPr>
-        <w:rPr>
-          <w:rStyle w:val="Heading1Char"/>
-        </w:rPr>
-      </w:pPr>
-    </w:p>
-    <w:p>
-      <w:pPr>
-        <w:rPr>
-          <w:rStyle w:val="Heading1Char"/>
-        </w:rPr>
-      </w:pPr>
-    </w:p>
-    <w:p>
-      <w:pPr>
-        <w:rPr>
-          <w:rStyle w:val="Heading1Char"/>
-        </w:rPr>
-      </w:pPr>
-    </w:p>
-    <w:p>
-      <w:pPr>
-        <w:rPr>
-          <w:rStyle w:val="Heading1Char"/>
-        </w:rPr>
-      </w:pPr>
-    </w:p>
-    <w:p>
-      <w:pPr>
-        <w:rPr>
-          <w:rStyle w:val="Heading1Char"/>
-        </w:rPr>
-      </w:pPr>
-      <w:r>
-        <w:rPr>
-          <w:rStyle w:val="Heading1Char"/>
-        </w:rPr>
-        <w:lastRenderedPageBreak/>
-        <w:t>Legal Aspects</w:t>
-      </w:r>
-    </w:p>
-    <w:p>
-      <w:r>
-        <w:t>The system must fulfil with protection laws of data such as :</w:t>
-      </w:r>
-    </w:p>
-    <w:p>
-      <w:r>
-        <w:t>GPDR</w:t>
-      </w:r>
-    </w:p>
-    <w:p>
-      <w:r>
-        <w:t>This means:</w:t>
-      </w:r>
-    </w:p>
-    <w:p>
-      <w:pPr>
-        <w:pStyle w:val="ListParagraph"/>
-        <w:numPr>
-          <w:ilvl w:val="0"/>
-          <w:numId w:val="12"/>
-        </w:numPr>
-      </w:pPr>
-      <w:r>
-        <w:t xml:space="preserve">Ask user </w:t>
-      </w:r>
-      <w:r>
-        <w:t>consent</w:t>
-      </w:r>
-    </w:p>
-    <w:p>
-      <w:pPr>
-        <w:pStyle w:val="ListParagraph"/>
-        <w:numPr>
-          <w:ilvl w:val="0"/>
-          <w:numId w:val="12"/>
-        </w:numPr>
-      </w:pPr>
-      <w:r>
-        <w:t>Protect personal data</w:t>
-      </w:r>
-    </w:p>
-    <w:p>
-      <w:pPr>
-        <w:pStyle w:val="ListParagraph"/>
-        <w:numPr>
-          <w:ilvl w:val="0"/>
-          <w:numId w:val="12"/>
-        </w:numPr>
-      </w:pPr>
-      <w:r>
-        <w:t xml:space="preserve">Allow the user delete their information </w:t>
-      </w:r>
-    </w:p>
-    <w:p>
-      <w:r>
-        <w:t xml:space="preserve">The </w:t>
-      </w:r>
-      <w:r>
-        <w:t>non-compliance</w:t>
-      </w:r>
-      <w:r>
-        <w:t xml:space="preserve"> could cause legal fines </w:t>
-      </w:r>
-      <w:r>
-        <w:br/>
-      </w:r>
-      <w:r>
-        <w:br/>
-        <w:t xml:space="preserve">In Addition to </w:t>
-      </w:r>
-      <w:r>
-        <w:t>GPDR</w:t>
-      </w:r>
-      <w:r>
-        <w:t>, the system must fulfil with other regulations related with e commerce and online payments. For example, is important ensure that the transactions be safe and the financial data be protected.</w:t>
-      </w:r>
-      <w:r>
-        <w:br/>
-      </w:r>
-      <w:r>
-        <w:br/>
-        <w:t xml:space="preserve">The business must inform clearly </w:t>
-      </w:r>
-      <w:r>
-        <w:t xml:space="preserve">to the user about how their data is used </w:t>
-      </w:r>
-      <w:r>
-        <w:t>through</w:t>
-      </w:r>
-      <w:r>
-        <w:t xml:space="preserve"> privacy policies. These policies must be easy to understand and accessible for all users.</w:t>
-      </w:r>
-    </w:p>
-    <w:p>
-      <w:pPr>
-        <w:rPr>
-          <w:rStyle w:val="Heading1Char"/>
-        </w:rPr>
-      </w:pPr>
-    </w:p>
-    <w:p>
-      <w:pPr>
-        <w:rPr>
-          <w:rStyle w:val="Heading1Char"/>
-        </w:rPr>
-      </w:pPr>
-      <w:r>
-        <w:br/>
-      </w:r>
-      <w:r>
-        <w:br/>
-      </w:r>
-    </w:p>
-    <w:p>
-      <w:pPr>
-        <w:rPr>
-          <w:rStyle w:val="Heading1Char"/>
-        </w:rPr>
-      </w:pPr>
-    </w:p>
-    <w:p>
-      <w:pPr>
-        <w:rPr>
-          <w:rStyle w:val="Heading1Char"/>
-        </w:rPr>
-      </w:pPr>
-    </w:p>
-    <w:p>
-      <w:pPr>
-        <w:rPr>
-          <w:rStyle w:val="Heading1Char"/>
-        </w:rPr>
-      </w:pPr>
-    </w:p>
-    <w:p>
-      <w:pPr>
-        <w:rPr>
-          <w:rStyle w:val="Heading1Char"/>
-        </w:rPr>
-      </w:pPr>
-    </w:p>
-    <w:p>
-      <w:pPr>
-        <w:rPr>
-          <w:rStyle w:val="Heading1Char"/>
-        </w:rPr>
-      </w:pPr>
-    </w:p>
-    <w:p>
-      <w:pPr>
-        <w:rPr>
-          <w:rStyle w:val="Heading1Char"/>
-        </w:rPr>
-      </w:pPr>
-    </w:p>
-    <w:p>
-      <w:pPr>
-        <w:rPr>
-          <w:rStyle w:val="Heading1Char"/>
-        </w:rPr>
-      </w:pPr>
-    </w:p>
-    <w:p>
-      <w:pPr>
-        <w:rPr>
-          <w:rStyle w:val="Heading1Char"/>
-        </w:rPr>
-      </w:pPr>
-      <w:r>
-        <w:rPr>
-          <w:rStyle w:val="Heading1Char"/>
-        </w:rPr>
-        <w:lastRenderedPageBreak/>
-        <w:t>Ethical Issues</w:t>
-      </w:r>
-      <w:r>
-        <w:rPr>
-          <w:rStyle w:val="Heading1Char"/>
-        </w:rPr>
-        <w:br/>
-      </w:r>
-    </w:p>
-    <w:p>
-      <w:pPr>
-        <w:rPr>
-          <w:rStyle w:val="Heading1Char"/>
-        </w:rPr>
-      </w:pPr>
-      <w:r>
-        <w:t>The system  also must considerate ethics topics:</w:t>
-      </w:r>
-    </w:p>
-    <w:p>
-      <w:r>
-        <w:t>Respect the privacy of the user</w:t>
-      </w:r>
-    </w:p>
-    <w:p>
-      <w:r>
-        <w:t xml:space="preserve">Do not use data without </w:t>
-      </w:r>
-      <w:proofErr w:type="spellStart"/>
-      <w:r>
-        <w:t>without</w:t>
-      </w:r>
-      <w:proofErr w:type="spellEnd"/>
-      <w:r>
-        <w:t xml:space="preserve"> permission</w:t>
-      </w:r>
-    </w:p>
-    <w:p>
-      <w:r>
-        <w:t>Do not manipulate the user</w:t>
-      </w:r>
-    </w:p>
-    <w:p>
-      <w:pPr>
-        <w:rPr>
-          <w:rStyle w:val="Heading1Char"/>
-        </w:rPr>
-      </w:pPr>
-      <w:r>
-        <w:t>Transparency with the use of data</w:t>
-      </w:r>
-      <w:r>
-        <w:rPr>
-          <w:rStyle w:val="Heading1Char"/>
-        </w:rPr>
-        <w:br/>
-      </w:r>
-      <w:r>
-        <w:rPr>
-          <w:rStyle w:val="Heading1Char"/>
-        </w:rPr>
-        <w:br/>
-      </w:r>
-      <w:r>
-        <w:rPr>
-          <w:rStyle w:val="Heading1Char"/>
-        </w:rPr>
-        <w:br/>
-      </w:r>
-      <w:r>
-        <w:rPr>
-          <w:rStyle w:val="Heading1Char"/>
-        </w:rPr>
-        <w:br/>
-      </w:r>
-      <w:r>
-        <w:br/>
-      </w:r>
-      <w:r>
-        <w:br/>
-      </w:r>
-    </w:p>
-    <w:p>
-      <w:pPr>
-        <w:rPr>
-          <w:rStyle w:val="Heading1Char"/>
-        </w:rPr>
-      </w:pPr>
     </w:p>
     <w:p>
       <w:pPr>
@@ -2278,52 +2276,627 @@
     </w:p>
     <w:p>
       <w:r>
-        <w:t>The development of the app for food order can</w:t>
-      </w:r>
-      <w:r>
-        <w:t xml:space="preserve"> improve </w:t>
-      </w:r>
-      <w:r>
-        <w:t>significantly</w:t>
-      </w:r>
-      <w:r>
-        <w:t xml:space="preserve"> the operation of the business</w:t>
-      </w:r>
-      <w:r>
-        <w:t>.</w:t>
-      </w:r>
-      <w:r>
-        <w:br/>
-        <w:t>The use of the Agile methodology allows flexibility and continuous improvement. Besides, apply security measure , reliability and scalability ensure the system be efficient and sustainable .</w:t>
-      </w:r>
-      <w:r>
-        <w:br/>
-      </w:r>
-      <w:r>
-        <w:br/>
-        <w:t xml:space="preserve">Finally, fulfil with the legal aspect and ethic is fundamental to protect the user and avoid legal problem </w:t>
-      </w:r>
-    </w:p>
-    <w:p>
-      <w:pPr>
-        <w:rPr>
-          <w:rStyle w:val="Heading1Char"/>
-        </w:rPr>
-      </w:pPr>
-    </w:p>
-    <w:p>
-      <w:pPr>
-        <w:rPr>
-          <w:rStyle w:val="Heading1Char"/>
-        </w:rPr>
-      </w:pPr>
-    </w:p>
-    <w:p>
-      <w:pPr>
-        <w:rPr>
-          <w:rStyle w:val="Heading1Char"/>
-        </w:rPr>
-      </w:pPr>
+        <w:t>The development of a food ordering app can significantly improve the operation of the business.</w:t>
+      </w:r>
+    </w:p>
+    <w:p>
+      <w:r>
+        <w:t>The use of Agile methodology allows flexibility and continuous improvement. Besides, applying security, reliability, and scalability measures ensures that the system is efficient and sustainable.</w:t>
+      </w:r>
+    </w:p>
+    <w:p>
+      <w:r>
+        <w:t>Finally, complying with legal and ethical aspects is fundamental to protect users and avoid legal problems.</w:t>
+      </w:r>
+    </w:p>
+    <w:p>
+      <w:r>
+        <w:t>In conclusion, the development of the app represents an important opportunity to modernize the business and improve its competitiveness in the market. The implementation of proper technologies will allow optimizing processes, reducing errors, and offering a better service.</w:t>
+      </w:r>
+    </w:p>
+    <w:p>
+      <w:r>
+        <w:t>In the long term, the system can adapt to new technologies and continue improving according to the needs of the business and users.</w:t>
+      </w:r>
+      <w:r>
+        <w:rPr>
+          <w:rFonts w:hint="cs"/>
+        </w:rPr>
+        <w:t xml:space="preserve"> </w:t>
+      </w:r>
+      <w:r>
+        <w:rPr>
+          <w:rFonts w:hint="cs"/>
+        </w:rPr>
+        <w:t>IBM (2024)</w:t>
+      </w:r>
+    </w:p>
+    <w:p>
+      <w:pPr>
+        <w:rPr>
+          <w:rStyle w:val="Heading1Char"/>
+        </w:rPr>
+      </w:pPr>
+    </w:p>
+    <w:p>
+      <w:pPr>
+        <w:rPr>
+          <w:rStyle w:val="Heading1Char"/>
+        </w:rPr>
+      </w:pPr>
+    </w:p>
+    <w:p>
+      <w:pPr>
+        <w:rPr>
+          <w:rStyle w:val="Heading1Char"/>
+        </w:rPr>
+      </w:pPr>
+    </w:p>
+    <w:p>
+      <w:pPr>
+        <w:rPr>
+          <w:rStyle w:val="Heading1Char"/>
+        </w:rPr>
+      </w:pPr>
+    </w:p>
+    <w:p>
+      <w:pPr>
+        <w:rPr>
+          <w:rStyle w:val="Heading1Char"/>
+        </w:rPr>
+      </w:pPr>
+    </w:p>
+    <w:p>
+      <w:pPr>
+        <w:rPr>
+          <w:rStyle w:val="Heading1Char"/>
+        </w:rPr>
+      </w:pPr>
+    </w:p>
+    <w:p>
+      <w:pPr>
+        <w:rPr>
+          <w:rStyle w:val="Heading1Char"/>
+        </w:rPr>
+      </w:pPr>
+    </w:p>
+    <w:p>
+      <w:pPr>
+        <w:rPr>
+          <w:rStyle w:val="Heading1Char"/>
+        </w:rPr>
+      </w:pPr>
+    </w:p>
+    <w:p>
+      <w:pPr>
+        <w:rPr>
+          <w:rStyle w:val="Heading1Char"/>
+        </w:rPr>
+      </w:pPr>
+    </w:p>
+    <w:p>
+      <w:pPr>
+        <w:rPr>
+          <w:rStyle w:val="Heading1Char"/>
+        </w:rPr>
+      </w:pPr>
+    </w:p>
+    <w:p>
+      <w:pPr>
+        <w:rPr>
+          <w:rStyle w:val="Heading1Char"/>
+        </w:rPr>
+      </w:pPr>
+    </w:p>
+    <w:p>
+      <w:pPr>
+        <w:pStyle w:val="Heading1"/>
+        <w:rPr>
+          <w:rFonts w:eastAsia="Times New Roman"/>
+          <w:lang w:eastAsia="en-GB"/>
+        </w:rPr>
+      </w:pPr>
+      <w:r>
+        <w:rPr>
+          <w:rFonts w:eastAsia="Times New Roman"/>
+          <w:lang w:eastAsia="en-GB"/>
+        </w:rPr>
+        <w:lastRenderedPageBreak/>
+        <w:t>Reference list</w:t>
+      </w:r>
+    </w:p>
+    <w:p>
+      <w:pPr>
+        <w:spacing w:after="240" w:line="360" w:lineRule="auto"/>
+        <w:rPr>
+          <w:rFonts w:ascii="Times New Roman" w:eastAsia="Times New Roman" w:hAnsi="Times New Roman" w:cs="Times New Roman"/>
+          <w:kern w:val="0"/>
+          <w:lang w:eastAsia="en-GB"/>
+          <w14:ligatures w14:val="none"/>
+        </w:rPr>
+      </w:pPr>
+      <w:r>
+        <w:rPr>
+          <w:rFonts w:ascii="Times New Roman" w:eastAsia="Times New Roman" w:hAnsi="Times New Roman" w:cs="Times New Roman"/>
+          <w:kern w:val="0"/>
+          <w:lang w:eastAsia="en-GB"/>
+          <w14:ligatures w14:val="none"/>
+        </w:rPr>
+        <w:t xml:space="preserve">Agile Alliance (2015). </w:t>
+      </w:r>
+      <w:r>
+        <w:rPr>
+          <w:rFonts w:ascii="Times New Roman" w:eastAsia="Times New Roman" w:hAnsi="Times New Roman" w:cs="Times New Roman"/>
+          <w:i/>
+          <w:iCs/>
+          <w:kern w:val="0"/>
+          <w:lang w:eastAsia="en-GB"/>
+          <w14:ligatures w14:val="none"/>
+        </w:rPr>
+        <w:t>What is Agile Software Development?</w:t>
+      </w:r>
+      <w:r>
+        <w:rPr>
+          <w:rFonts w:ascii="Times New Roman" w:eastAsia="Times New Roman" w:hAnsi="Times New Roman" w:cs="Times New Roman"/>
+          <w:kern w:val="0"/>
+          <w:lang w:eastAsia="en-GB"/>
+          <w14:ligatures w14:val="none"/>
+        </w:rPr>
+        <w:t xml:space="preserve"> [online] Agile Alliance |. Available at: https://agilealliance.org/agile101/.</w:t>
+      </w:r>
+    </w:p>
+    <w:p>
+      <w:pPr>
+        <w:spacing w:after="240" w:line="360" w:lineRule="auto"/>
+        <w:rPr>
+          <w:rFonts w:ascii="Times New Roman" w:eastAsia="Times New Roman" w:hAnsi="Times New Roman" w:cs="Times New Roman"/>
+          <w:kern w:val="0"/>
+          <w:lang w:eastAsia="en-GB"/>
+          <w14:ligatures w14:val="none"/>
+        </w:rPr>
+      </w:pPr>
+      <w:r>
+        <w:rPr>
+          <w:rFonts w:ascii="Times New Roman" w:eastAsia="Times New Roman" w:hAnsi="Times New Roman" w:cs="Times New Roman"/>
+          <w:kern w:val="0"/>
+          <w:lang w:eastAsia="en-GB"/>
+          <w14:ligatures w14:val="none"/>
+        </w:rPr>
+        <w:t xml:space="preserve">Amazon AWS (n.d.). </w:t>
+      </w:r>
+      <w:r>
+        <w:rPr>
+          <w:rFonts w:ascii="Times New Roman" w:eastAsia="Times New Roman" w:hAnsi="Times New Roman" w:cs="Times New Roman"/>
+          <w:i/>
+          <w:iCs/>
+          <w:kern w:val="0"/>
+          <w:lang w:eastAsia="en-GB"/>
+          <w14:ligatures w14:val="none"/>
+        </w:rPr>
+        <w:t xml:space="preserve">AWS | </w:t>
+      </w:r>
+      <w:proofErr w:type="spellStart"/>
+      <w:r>
+        <w:rPr>
+          <w:rFonts w:ascii="Times New Roman" w:eastAsia="Times New Roman" w:hAnsi="Times New Roman" w:cs="Times New Roman"/>
+          <w:i/>
+          <w:iCs/>
+          <w:kern w:val="0"/>
+          <w:lang w:eastAsia="en-GB"/>
+          <w14:ligatures w14:val="none"/>
+        </w:rPr>
+        <w:t>Informática</w:t>
+      </w:r>
+      <w:proofErr w:type="spellEnd"/>
+      <w:r>
+        <w:rPr>
+          <w:rFonts w:ascii="Times New Roman" w:eastAsia="Times New Roman" w:hAnsi="Times New Roman" w:cs="Times New Roman"/>
+          <w:i/>
+          <w:iCs/>
+          <w:kern w:val="0"/>
+          <w:lang w:eastAsia="en-GB"/>
+          <w14:ligatures w14:val="none"/>
+        </w:rPr>
+        <w:t xml:space="preserve"> </w:t>
+      </w:r>
+      <w:proofErr w:type="spellStart"/>
+      <w:r>
+        <w:rPr>
+          <w:rFonts w:ascii="Times New Roman" w:eastAsia="Times New Roman" w:hAnsi="Times New Roman" w:cs="Times New Roman"/>
+          <w:i/>
+          <w:iCs/>
+          <w:kern w:val="0"/>
+          <w:lang w:eastAsia="en-GB"/>
+          <w14:ligatures w14:val="none"/>
+        </w:rPr>
+        <w:t>en</w:t>
+      </w:r>
+      <w:proofErr w:type="spellEnd"/>
+      <w:r>
+        <w:rPr>
+          <w:rFonts w:ascii="Times New Roman" w:eastAsia="Times New Roman" w:hAnsi="Times New Roman" w:cs="Times New Roman"/>
+          <w:i/>
+          <w:iCs/>
+          <w:kern w:val="0"/>
+          <w:lang w:eastAsia="en-GB"/>
+          <w14:ligatures w14:val="none"/>
+        </w:rPr>
+        <w:t xml:space="preserve"> la </w:t>
+      </w:r>
+      <w:proofErr w:type="spellStart"/>
+      <w:r>
+        <w:rPr>
+          <w:rFonts w:ascii="Times New Roman" w:eastAsia="Times New Roman" w:hAnsi="Times New Roman" w:cs="Times New Roman"/>
+          <w:i/>
+          <w:iCs/>
+          <w:kern w:val="0"/>
+          <w:lang w:eastAsia="en-GB"/>
+          <w14:ligatures w14:val="none"/>
+        </w:rPr>
+        <w:t>nube</w:t>
+      </w:r>
+      <w:proofErr w:type="spellEnd"/>
+      <w:r>
+        <w:rPr>
+          <w:rFonts w:ascii="Times New Roman" w:eastAsia="Times New Roman" w:hAnsi="Times New Roman" w:cs="Times New Roman"/>
+          <w:i/>
+          <w:iCs/>
+          <w:kern w:val="0"/>
+          <w:lang w:eastAsia="en-GB"/>
+          <w14:ligatures w14:val="none"/>
+        </w:rPr>
+        <w:t xml:space="preserve">. </w:t>
+      </w:r>
+      <w:proofErr w:type="spellStart"/>
+      <w:r>
+        <w:rPr>
+          <w:rFonts w:ascii="Times New Roman" w:eastAsia="Times New Roman" w:hAnsi="Times New Roman" w:cs="Times New Roman"/>
+          <w:i/>
+          <w:iCs/>
+          <w:kern w:val="0"/>
+          <w:lang w:eastAsia="en-GB"/>
+          <w14:ligatures w14:val="none"/>
+        </w:rPr>
+        <w:t>Ventajas</w:t>
+      </w:r>
+      <w:proofErr w:type="spellEnd"/>
+      <w:r>
+        <w:rPr>
+          <w:rFonts w:ascii="Times New Roman" w:eastAsia="Times New Roman" w:hAnsi="Times New Roman" w:cs="Times New Roman"/>
+          <w:i/>
+          <w:iCs/>
+          <w:kern w:val="0"/>
+          <w:lang w:eastAsia="en-GB"/>
+          <w14:ligatures w14:val="none"/>
+        </w:rPr>
+        <w:t xml:space="preserve"> y </w:t>
+      </w:r>
+      <w:proofErr w:type="spellStart"/>
+      <w:r>
+        <w:rPr>
+          <w:rFonts w:ascii="Times New Roman" w:eastAsia="Times New Roman" w:hAnsi="Times New Roman" w:cs="Times New Roman"/>
+          <w:i/>
+          <w:iCs/>
+          <w:kern w:val="0"/>
+          <w:lang w:eastAsia="en-GB"/>
+          <w14:ligatures w14:val="none"/>
+        </w:rPr>
+        <w:t>Beneficios</w:t>
+      </w:r>
+      <w:proofErr w:type="spellEnd"/>
+      <w:r>
+        <w:rPr>
+          <w:rFonts w:ascii="Times New Roman" w:eastAsia="Times New Roman" w:hAnsi="Times New Roman" w:cs="Times New Roman"/>
+          <w:kern w:val="0"/>
+          <w:lang w:eastAsia="en-GB"/>
+          <w14:ligatures w14:val="none"/>
+        </w:rPr>
+        <w:t>. [online] Amazon Web Services, Inc. Available at: https://aws.amazon.com/es/what-is-cloud-computing/.</w:t>
+      </w:r>
+    </w:p>
+    <w:p>
+      <w:pPr>
+        <w:spacing w:after="240" w:line="360" w:lineRule="auto"/>
+        <w:rPr>
+          <w:rFonts w:ascii="Times New Roman" w:eastAsia="Times New Roman" w:hAnsi="Times New Roman" w:cs="Times New Roman"/>
+          <w:kern w:val="0"/>
+          <w:lang w:eastAsia="en-GB"/>
+          <w14:ligatures w14:val="none"/>
+        </w:rPr>
+      </w:pPr>
+      <w:r>
+        <w:rPr>
+          <w:rFonts w:ascii="Times New Roman" w:eastAsia="Times New Roman" w:hAnsi="Times New Roman" w:cs="Times New Roman"/>
+          <w:kern w:val="0"/>
+          <w:lang w:eastAsia="en-GB"/>
+          <w14:ligatures w14:val="none"/>
+        </w:rPr>
+        <w:t xml:space="preserve">Association for Computing Machinery (2018). </w:t>
+      </w:r>
+      <w:r>
+        <w:rPr>
+          <w:rFonts w:ascii="Times New Roman" w:eastAsia="Times New Roman" w:hAnsi="Times New Roman" w:cs="Times New Roman"/>
+          <w:i/>
+          <w:iCs/>
+          <w:kern w:val="0"/>
+          <w:lang w:eastAsia="en-GB"/>
+          <w14:ligatures w14:val="none"/>
+        </w:rPr>
+        <w:t>ACM Code of Ethics and Professional Conduct</w:t>
+      </w:r>
+      <w:r>
+        <w:rPr>
+          <w:rFonts w:ascii="Times New Roman" w:eastAsia="Times New Roman" w:hAnsi="Times New Roman" w:cs="Times New Roman"/>
+          <w:kern w:val="0"/>
+          <w:lang w:eastAsia="en-GB"/>
+          <w14:ligatures w14:val="none"/>
+        </w:rPr>
+        <w:t>. [online] Association for Computing Machinery. Available at: https://www.acm.org/code-of-ethics.</w:t>
+      </w:r>
+    </w:p>
+    <w:p>
+      <w:pPr>
+        <w:spacing w:after="240" w:line="360" w:lineRule="auto"/>
+        <w:rPr>
+          <w:rFonts w:ascii="Times New Roman" w:eastAsia="Times New Roman" w:hAnsi="Times New Roman" w:cs="Times New Roman"/>
+          <w:kern w:val="0"/>
+          <w:lang w:eastAsia="en-GB"/>
+          <w14:ligatures w14:val="none"/>
+        </w:rPr>
+      </w:pPr>
+      <w:r>
+        <w:rPr>
+          <w:rFonts w:ascii="Times New Roman" w:eastAsia="Times New Roman" w:hAnsi="Times New Roman" w:cs="Times New Roman"/>
+          <w:kern w:val="0"/>
+          <w:lang w:eastAsia="en-GB"/>
+          <w14:ligatures w14:val="none"/>
+        </w:rPr>
+        <w:t xml:space="preserve">European Commission (2024). </w:t>
+      </w:r>
+      <w:r>
+        <w:rPr>
+          <w:rFonts w:ascii="Times New Roman" w:eastAsia="Times New Roman" w:hAnsi="Times New Roman" w:cs="Times New Roman"/>
+          <w:i/>
+          <w:iCs/>
+          <w:kern w:val="0"/>
+          <w:lang w:eastAsia="en-GB"/>
+          <w14:ligatures w14:val="none"/>
+        </w:rPr>
+        <w:t>Data protection</w:t>
+      </w:r>
+      <w:r>
+        <w:rPr>
+          <w:rFonts w:ascii="Times New Roman" w:eastAsia="Times New Roman" w:hAnsi="Times New Roman" w:cs="Times New Roman"/>
+          <w:kern w:val="0"/>
+          <w:lang w:eastAsia="en-GB"/>
+          <w14:ligatures w14:val="none"/>
+        </w:rPr>
+        <w:t>. [online] commission.europa.eu. Available at: https://commission.europa.eu/law/law-topic/data-protection_en.</w:t>
+      </w:r>
+    </w:p>
+    <w:p>
+      <w:pPr>
+        <w:spacing w:after="240" w:line="360" w:lineRule="auto"/>
+        <w:rPr>
+          <w:rFonts w:ascii="Times New Roman" w:eastAsia="Times New Roman" w:hAnsi="Times New Roman" w:cs="Times New Roman"/>
+          <w:kern w:val="0"/>
+          <w:lang w:eastAsia="en-GB"/>
+          <w14:ligatures w14:val="none"/>
+        </w:rPr>
+      </w:pPr>
+      <w:r>
+        <w:rPr>
+          <w:rFonts w:ascii="Times New Roman" w:eastAsia="Times New Roman" w:hAnsi="Times New Roman" w:cs="Times New Roman"/>
+          <w:kern w:val="0"/>
+          <w:lang w:eastAsia="en-GB"/>
+          <w14:ligatures w14:val="none"/>
+        </w:rPr>
+        <w:t xml:space="preserve">GDPR (2025). </w:t>
+      </w:r>
+      <w:r>
+        <w:rPr>
+          <w:rFonts w:ascii="Times New Roman" w:eastAsia="Times New Roman" w:hAnsi="Times New Roman" w:cs="Times New Roman"/>
+          <w:i/>
+          <w:iCs/>
+          <w:kern w:val="0"/>
+          <w:lang w:eastAsia="en-GB"/>
+          <w14:ligatures w14:val="none"/>
+        </w:rPr>
+        <w:t>Complete guide to GDPR compliance</w:t>
+      </w:r>
+      <w:r>
+        <w:rPr>
+          <w:rFonts w:ascii="Times New Roman" w:eastAsia="Times New Roman" w:hAnsi="Times New Roman" w:cs="Times New Roman"/>
+          <w:kern w:val="0"/>
+          <w:lang w:eastAsia="en-GB"/>
+          <w14:ligatures w14:val="none"/>
+        </w:rPr>
+        <w:t>. [online] GDPR.eu. Available at: https://gdpr.eu/.</w:t>
+      </w:r>
+    </w:p>
+    <w:p>
+      <w:pPr>
+        <w:spacing w:after="240" w:line="360" w:lineRule="auto"/>
+        <w:rPr>
+          <w:rFonts w:ascii="Times New Roman" w:eastAsia="Times New Roman" w:hAnsi="Times New Roman" w:cs="Times New Roman"/>
+          <w:kern w:val="0"/>
+          <w:lang w:eastAsia="en-GB"/>
+          <w14:ligatures w14:val="none"/>
+        </w:rPr>
+      </w:pPr>
+      <w:r>
+        <w:rPr>
+          <w:rFonts w:ascii="Times New Roman" w:eastAsia="Times New Roman" w:hAnsi="Times New Roman" w:cs="Times New Roman"/>
+          <w:kern w:val="0"/>
+          <w:lang w:eastAsia="en-GB"/>
+          <w14:ligatures w14:val="none"/>
+        </w:rPr>
+        <w:t xml:space="preserve">IBM (2024). </w:t>
+      </w:r>
+      <w:r>
+        <w:rPr>
+          <w:rFonts w:ascii="Times New Roman" w:eastAsia="Times New Roman" w:hAnsi="Times New Roman" w:cs="Times New Roman"/>
+          <w:i/>
+          <w:iCs/>
+          <w:kern w:val="0"/>
+          <w:lang w:eastAsia="en-GB"/>
+          <w14:ligatures w14:val="none"/>
+        </w:rPr>
+        <w:t>Topics</w:t>
+      </w:r>
+      <w:r>
+        <w:rPr>
+          <w:rFonts w:ascii="Times New Roman" w:eastAsia="Times New Roman" w:hAnsi="Times New Roman" w:cs="Times New Roman"/>
+          <w:kern w:val="0"/>
+          <w:lang w:eastAsia="en-GB"/>
+          <w14:ligatures w14:val="none"/>
+        </w:rPr>
+        <w:t>. [online] Ibm.com. Available at: https://www.ibm.com/think/topics.</w:t>
+      </w:r>
+    </w:p>
+    <w:p>
+      <w:pPr>
+        <w:spacing w:after="240" w:line="360" w:lineRule="auto"/>
+        <w:rPr>
+          <w:rFonts w:ascii="Times New Roman" w:eastAsia="Times New Roman" w:hAnsi="Times New Roman" w:cs="Times New Roman"/>
+          <w:kern w:val="0"/>
+          <w:lang w:eastAsia="en-GB"/>
+          <w14:ligatures w14:val="none"/>
+        </w:rPr>
+      </w:pPr>
+      <w:r>
+        <w:rPr>
+          <w:rFonts w:ascii="Times New Roman" w:eastAsia="Times New Roman" w:hAnsi="Times New Roman" w:cs="Times New Roman"/>
+          <w:kern w:val="0"/>
+          <w:lang w:eastAsia="en-GB"/>
+          <w14:ligatures w14:val="none"/>
+        </w:rPr>
+        <w:t xml:space="preserve">Microsoft (2026). </w:t>
+      </w:r>
+      <w:r>
+        <w:rPr>
+          <w:rFonts w:ascii="Times New Roman" w:eastAsia="Times New Roman" w:hAnsi="Times New Roman" w:cs="Times New Roman"/>
+          <w:i/>
+          <w:iCs/>
+          <w:kern w:val="0"/>
+          <w:lang w:eastAsia="en-GB"/>
+          <w14:ligatures w14:val="none"/>
+        </w:rPr>
+        <w:t>What Is Cloud Scalability? | Microsoft Azure</w:t>
+      </w:r>
+      <w:r>
+        <w:rPr>
+          <w:rFonts w:ascii="Times New Roman" w:eastAsia="Times New Roman" w:hAnsi="Times New Roman" w:cs="Times New Roman"/>
+          <w:kern w:val="0"/>
+          <w:lang w:eastAsia="en-GB"/>
+          <w14:ligatures w14:val="none"/>
+        </w:rPr>
+        <w:t>. [online] Microsoft.com. Available at: https://azure.microsoft.com/en-us/resources/cloud-computing-dictionary/what-is-cloud-scalability.</w:t>
+      </w:r>
+    </w:p>
+    <w:p>
+      <w:pPr>
+        <w:spacing w:after="240" w:line="360" w:lineRule="auto"/>
+        <w:rPr>
+          <w:rFonts w:ascii="Times New Roman" w:eastAsia="Times New Roman" w:hAnsi="Times New Roman" w:cs="Times New Roman"/>
+          <w:kern w:val="0"/>
+          <w:lang w:eastAsia="en-GB"/>
+          <w14:ligatures w14:val="none"/>
+        </w:rPr>
+      </w:pPr>
+      <w:r>
+        <w:rPr>
+          <w:rFonts w:ascii="Times New Roman" w:eastAsia="Times New Roman" w:hAnsi="Times New Roman" w:cs="Times New Roman"/>
+          <w:kern w:val="0"/>
+          <w:lang w:eastAsia="en-GB"/>
+          <w14:ligatures w14:val="none"/>
+        </w:rPr>
+        <w:t xml:space="preserve">Norman, D. and Nielsen, J. (1998). </w:t>
+      </w:r>
+      <w:r>
+        <w:rPr>
+          <w:rFonts w:ascii="Times New Roman" w:eastAsia="Times New Roman" w:hAnsi="Times New Roman" w:cs="Times New Roman"/>
+          <w:i/>
+          <w:iCs/>
+          <w:kern w:val="0"/>
+          <w:lang w:eastAsia="en-GB"/>
+          <w14:ligatures w14:val="none"/>
+        </w:rPr>
+        <w:t>The Definition of User Experience (UX)</w:t>
+      </w:r>
+      <w:r>
+        <w:rPr>
+          <w:rFonts w:ascii="Times New Roman" w:eastAsia="Times New Roman" w:hAnsi="Times New Roman" w:cs="Times New Roman"/>
+          <w:kern w:val="0"/>
+          <w:lang w:eastAsia="en-GB"/>
+          <w14:ligatures w14:val="none"/>
+        </w:rPr>
+        <w:t>. [online] Nielsen Norman Group. Available at: https://www.nngroup.com/articles/definition-user-experience/.</w:t>
+      </w:r>
+    </w:p>
+    <w:p>
+      <w:pPr>
+        <w:spacing w:after="240" w:line="360" w:lineRule="auto"/>
+        <w:rPr>
+          <w:rFonts w:ascii="Times New Roman" w:eastAsia="Times New Roman" w:hAnsi="Times New Roman" w:cs="Times New Roman"/>
+          <w:kern w:val="0"/>
+          <w:lang w:eastAsia="en-GB"/>
+          <w14:ligatures w14:val="none"/>
+        </w:rPr>
+      </w:pPr>
+      <w:proofErr w:type="spellStart"/>
+      <w:r>
+        <w:rPr>
+          <w:rFonts w:ascii="Times New Roman" w:eastAsia="Times New Roman" w:hAnsi="Times New Roman" w:cs="Times New Roman"/>
+          <w:kern w:val="0"/>
+          <w:lang w:eastAsia="en-GB"/>
+          <w14:ligatures w14:val="none"/>
+        </w:rPr>
+        <w:t>Zwass</w:t>
+      </w:r>
+      <w:proofErr w:type="spellEnd"/>
+      <w:r>
+        <w:rPr>
+          <w:rFonts w:ascii="Times New Roman" w:eastAsia="Times New Roman" w:hAnsi="Times New Roman" w:cs="Times New Roman"/>
+          <w:kern w:val="0"/>
+          <w:lang w:eastAsia="en-GB"/>
+          <w14:ligatures w14:val="none"/>
+        </w:rPr>
+        <w:t xml:space="preserve">, V. (2022). Information System. In: </w:t>
+      </w:r>
+      <w:proofErr w:type="spellStart"/>
+      <w:r>
+        <w:rPr>
+          <w:rFonts w:ascii="Times New Roman" w:eastAsia="Times New Roman" w:hAnsi="Times New Roman" w:cs="Times New Roman"/>
+          <w:i/>
+          <w:iCs/>
+          <w:kern w:val="0"/>
+          <w:lang w:eastAsia="en-GB"/>
+          <w14:ligatures w14:val="none"/>
+        </w:rPr>
+        <w:t>Encyclopedia</w:t>
+      </w:r>
+      <w:proofErr w:type="spellEnd"/>
+      <w:r>
+        <w:rPr>
+          <w:rFonts w:ascii="Times New Roman" w:eastAsia="Times New Roman" w:hAnsi="Times New Roman" w:cs="Times New Roman"/>
+          <w:i/>
+          <w:iCs/>
+          <w:kern w:val="0"/>
+          <w:lang w:eastAsia="en-GB"/>
+          <w14:ligatures w14:val="none"/>
+        </w:rPr>
+        <w:t xml:space="preserve"> Britannica</w:t>
+      </w:r>
+      <w:r>
+        <w:rPr>
+          <w:rFonts w:ascii="Times New Roman" w:eastAsia="Times New Roman" w:hAnsi="Times New Roman" w:cs="Times New Roman"/>
+          <w:kern w:val="0"/>
+          <w:lang w:eastAsia="en-GB"/>
+          <w14:ligatures w14:val="none"/>
+        </w:rPr>
+        <w:t>. [online] Available at: https://www.britannica.com/topic/information-system.</w:t>
+      </w:r>
     </w:p>
     <w:p>
       <w:pPr>
@@ -3370,6 +3943,232 @@
     </w:lvl>
   </w:abstractNum>
   <w:abstractNum w:abstractNumId="9" w15:restartNumberingAfterBreak="0">
+    <w:nsid w:val="56D90551"/>
+    <w:multiLevelType w:val="hybridMultilevel"/>
+    <w:tmpl w:val="118EB0C4"/>
+    <w:lvl w:ilvl="0" w:tplc="08090001">
+      <w:start w:val="1"/>
+      <w:numFmt w:val="bullet"/>
+      <w:lvlText w:val=""/>
+      <w:lvlJc w:val="left"/>
+      <w:pPr>
+        <w:ind w:left="720" w:hanging="360"/>
+      </w:pPr>
+      <w:rPr>
+        <w:rFonts w:ascii="Symbol" w:hAnsi="Symbol" w:hint="default"/>
+      </w:rPr>
+    </w:lvl>
+    <w:lvl w:ilvl="1" w:tplc="08090003" w:tentative="1">
+      <w:start w:val="1"/>
+      <w:numFmt w:val="bullet"/>
+      <w:lvlText w:val="o"/>
+      <w:lvlJc w:val="left"/>
+      <w:pPr>
+        <w:ind w:left="1440" w:hanging="360"/>
+      </w:pPr>
+      <w:rPr>
+        <w:rFonts w:ascii="Courier New" w:hAnsi="Courier New" w:cs="Courier New" w:hint="default"/>
+      </w:rPr>
+    </w:lvl>
+    <w:lvl w:ilvl="2" w:tplc="08090005" w:tentative="1">
+      <w:start w:val="1"/>
+      <w:numFmt w:val="bullet"/>
+      <w:lvlText w:val=""/>
+      <w:lvlJc w:val="left"/>
+      <w:pPr>
+        <w:ind w:left="2160" w:hanging="360"/>
+      </w:pPr>
+      <w:rPr>
+        <w:rFonts w:ascii="Wingdings" w:hAnsi="Wingdings" w:hint="default"/>
+      </w:rPr>
+    </w:lvl>
+    <w:lvl w:ilvl="3" w:tplc="08090001" w:tentative="1">
+      <w:start w:val="1"/>
+      <w:numFmt w:val="bullet"/>
+      <w:lvlText w:val=""/>
+      <w:lvlJc w:val="left"/>
+      <w:pPr>
+        <w:ind w:left="2880" w:hanging="360"/>
+      </w:pPr>
+      <w:rPr>
+        <w:rFonts w:ascii="Symbol" w:hAnsi="Symbol" w:hint="default"/>
+      </w:rPr>
+    </w:lvl>
+    <w:lvl w:ilvl="4" w:tplc="08090003" w:tentative="1">
+      <w:start w:val="1"/>
+      <w:numFmt w:val="bullet"/>
+      <w:lvlText w:val="o"/>
+      <w:lvlJc w:val="left"/>
+      <w:pPr>
+        <w:ind w:left="3600" w:hanging="360"/>
+      </w:pPr>
+      <w:rPr>
+        <w:rFonts w:ascii="Courier New" w:hAnsi="Courier New" w:cs="Courier New" w:hint="default"/>
+      </w:rPr>
+    </w:lvl>
+    <w:lvl w:ilvl="5" w:tplc="08090005" w:tentative="1">
+      <w:start w:val="1"/>
+      <w:numFmt w:val="bullet"/>
+      <w:lvlText w:val=""/>
+      <w:lvlJc w:val="left"/>
+      <w:pPr>
+        <w:ind w:left="4320" w:hanging="360"/>
+      </w:pPr>
+      <w:rPr>
+        <w:rFonts w:ascii="Wingdings" w:hAnsi="Wingdings" w:hint="default"/>
+      </w:rPr>
+    </w:lvl>
+    <w:lvl w:ilvl="6" w:tplc="08090001" w:tentative="1">
+      <w:start w:val="1"/>
+      <w:numFmt w:val="bullet"/>
+      <w:lvlText w:val=""/>
+      <w:lvlJc w:val="left"/>
+      <w:pPr>
+        <w:ind w:left="5040" w:hanging="360"/>
+      </w:pPr>
+      <w:rPr>
+        <w:rFonts w:ascii="Symbol" w:hAnsi="Symbol" w:hint="default"/>
+      </w:rPr>
+    </w:lvl>
+    <w:lvl w:ilvl="7" w:tplc="08090003" w:tentative="1">
+      <w:start w:val="1"/>
+      <w:numFmt w:val="bullet"/>
+      <w:lvlText w:val="o"/>
+      <w:lvlJc w:val="left"/>
+      <w:pPr>
+        <w:ind w:left="5760" w:hanging="360"/>
+      </w:pPr>
+      <w:rPr>
+        <w:rFonts w:ascii="Courier New" w:hAnsi="Courier New" w:cs="Courier New" w:hint="default"/>
+      </w:rPr>
+    </w:lvl>
+    <w:lvl w:ilvl="8" w:tplc="08090005" w:tentative="1">
+      <w:start w:val="1"/>
+      <w:numFmt w:val="bullet"/>
+      <w:lvlText w:val=""/>
+      <w:lvlJc w:val="left"/>
+      <w:pPr>
+        <w:ind w:left="6480" w:hanging="360"/>
+      </w:pPr>
+      <w:rPr>
+        <w:rFonts w:ascii="Wingdings" w:hAnsi="Wingdings" w:hint="default"/>
+      </w:rPr>
+    </w:lvl>
+  </w:abstractNum>
+  <w:abstractNum w:abstractNumId="10" w15:restartNumberingAfterBreak="0">
+    <w:nsid w:val="66B91BD8"/>
+    <w:multiLevelType w:val="hybridMultilevel"/>
+    <w:tmpl w:val="BC4AFA2C"/>
+    <w:lvl w:ilvl="0" w:tplc="08090001">
+      <w:start w:val="1"/>
+      <w:numFmt w:val="bullet"/>
+      <w:lvlText w:val=""/>
+      <w:lvlJc w:val="left"/>
+      <w:pPr>
+        <w:ind w:left="720" w:hanging="360"/>
+      </w:pPr>
+      <w:rPr>
+        <w:rFonts w:ascii="Symbol" w:hAnsi="Symbol" w:hint="default"/>
+      </w:rPr>
+    </w:lvl>
+    <w:lvl w:ilvl="1" w:tplc="08090003" w:tentative="1">
+      <w:start w:val="1"/>
+      <w:numFmt w:val="bullet"/>
+      <w:lvlText w:val="o"/>
+      <w:lvlJc w:val="left"/>
+      <w:pPr>
+        <w:ind w:left="1440" w:hanging="360"/>
+      </w:pPr>
+      <w:rPr>
+        <w:rFonts w:ascii="Courier New" w:hAnsi="Courier New" w:cs="Courier New" w:hint="default"/>
+      </w:rPr>
+    </w:lvl>
+    <w:lvl w:ilvl="2" w:tplc="08090005" w:tentative="1">
+      <w:start w:val="1"/>
+      <w:numFmt w:val="bullet"/>
+      <w:lvlText w:val=""/>
+      <w:lvlJc w:val="left"/>
+      <w:pPr>
+        <w:ind w:left="2160" w:hanging="360"/>
+      </w:pPr>
+      <w:rPr>
+        <w:rFonts w:ascii="Wingdings" w:hAnsi="Wingdings" w:hint="default"/>
+      </w:rPr>
+    </w:lvl>
+    <w:lvl w:ilvl="3" w:tplc="08090001" w:tentative="1">
+      <w:start w:val="1"/>
+      <w:numFmt w:val="bullet"/>
+      <w:lvlText w:val=""/>
+      <w:lvlJc w:val="left"/>
+      <w:pPr>
+        <w:ind w:left="2880" w:hanging="360"/>
+      </w:pPr>
+      <w:rPr>
+        <w:rFonts w:ascii="Symbol" w:hAnsi="Symbol" w:hint="default"/>
+      </w:rPr>
+    </w:lvl>
+    <w:lvl w:ilvl="4" w:tplc="08090003" w:tentative="1">
+      <w:start w:val="1"/>
+      <w:numFmt w:val="bullet"/>
+      <w:lvlText w:val="o"/>
+      <w:lvlJc w:val="left"/>
+      <w:pPr>
+        <w:ind w:left="3600" w:hanging="360"/>
+      </w:pPr>
+      <w:rPr>
+        <w:rFonts w:ascii="Courier New" w:hAnsi="Courier New" w:cs="Courier New" w:hint="default"/>
+      </w:rPr>
+    </w:lvl>
+    <w:lvl w:ilvl="5" w:tplc="08090005" w:tentative="1">
+      <w:start w:val="1"/>
+      <w:numFmt w:val="bullet"/>
+      <w:lvlText w:val=""/>
+      <w:lvlJc w:val="left"/>
+      <w:pPr>
+        <w:ind w:left="4320" w:hanging="360"/>
+      </w:pPr>
+      <w:rPr>
+        <w:rFonts w:ascii="Wingdings" w:hAnsi="Wingdings" w:hint="default"/>
+      </w:rPr>
+    </w:lvl>
+    <w:lvl w:ilvl="6" w:tplc="08090001" w:tentative="1">
+      <w:start w:val="1"/>
+      <w:numFmt w:val="bullet"/>
+      <w:lvlText w:val=""/>
+      <w:lvlJc w:val="left"/>
+      <w:pPr>
+        <w:ind w:left="5040" w:hanging="360"/>
+      </w:pPr>
+      <w:rPr>
+        <w:rFonts w:ascii="Symbol" w:hAnsi="Symbol" w:hint="default"/>
+      </w:rPr>
+    </w:lvl>
+    <w:lvl w:ilvl="7" w:tplc="08090003" w:tentative="1">
+      <w:start w:val="1"/>
+      <w:numFmt w:val="bullet"/>
+      <w:lvlText w:val="o"/>
+      <w:lvlJc w:val="left"/>
+      <w:pPr>
+        <w:ind w:left="5760" w:hanging="360"/>
+      </w:pPr>
+      <w:rPr>
+        <w:rFonts w:ascii="Courier New" w:hAnsi="Courier New" w:cs="Courier New" w:hint="default"/>
+      </w:rPr>
+    </w:lvl>
+    <w:lvl w:ilvl="8" w:tplc="08090005" w:tentative="1">
+      <w:start w:val="1"/>
+      <w:numFmt w:val="bullet"/>
+      <w:lvlText w:val=""/>
+      <w:lvlJc w:val="left"/>
+      <w:pPr>
+        <w:ind w:left="6480" w:hanging="360"/>
+      </w:pPr>
+      <w:rPr>
+        <w:rFonts w:ascii="Wingdings" w:hAnsi="Wingdings" w:hint="default"/>
+      </w:rPr>
+    </w:lvl>
+  </w:abstractNum>
+  <w:abstractNum w:abstractNumId="11" w15:restartNumberingAfterBreak="0">
     <w:nsid w:val="6B97536B"/>
     <w:multiLevelType w:val="hybridMultilevel"/>
     <w:tmpl w:val="FB52194E"/>
@@ -3482,7 +4281,7 @@
       </w:rPr>
     </w:lvl>
   </w:abstractNum>
-  <w:abstractNum w:abstractNumId="10" w15:restartNumberingAfterBreak="0">
+  <w:abstractNum w:abstractNumId="12" w15:restartNumberingAfterBreak="0">
     <w:nsid w:val="6DCB4E9F"/>
     <w:multiLevelType w:val="hybridMultilevel"/>
     <w:tmpl w:val="194A8318"/>
@@ -3595,7 +4394,7 @@
       </w:rPr>
     </w:lvl>
   </w:abstractNum>
-  <w:abstractNum w:abstractNumId="11" w15:restartNumberingAfterBreak="0">
+  <w:abstractNum w:abstractNumId="13" w15:restartNumberingAfterBreak="0">
     <w:nsid w:val="714E13DF"/>
     <w:multiLevelType w:val="hybridMultilevel"/>
     <w:tmpl w:val="15A0E000"/>
@@ -3715,7 +4514,7 @@
     <w:abstractNumId w:val="2"/>
   </w:num>
   <w:num w:numId="3" w16cid:durableId="2079862219">
-    <w:abstractNumId w:val="11"/>
+    <w:abstractNumId w:val="13"/>
   </w:num>
   <w:num w:numId="4" w16cid:durableId="495347069">
     <w:abstractNumId w:val="5"/>
@@ -3724,7 +4523,7 @@
     <w:abstractNumId w:val="3"/>
   </w:num>
   <w:num w:numId="6" w16cid:durableId="423958798">
-    <w:abstractNumId w:val="9"/>
+    <w:abstractNumId w:val="11"/>
   </w:num>
   <w:num w:numId="7" w16cid:durableId="1994137893">
     <w:abstractNumId w:val="6"/>
@@ -3739,10 +4538,16 @@
     <w:abstractNumId w:val="4"/>
   </w:num>
   <w:num w:numId="11" w16cid:durableId="1645044471">
-    <w:abstractNumId w:val="10"/>
+    <w:abstractNumId w:val="12"/>
   </w:num>
   <w:num w:numId="12" w16cid:durableId="1861121166">
     <w:abstractNumId w:val="7"/>
+  </w:num>
+  <w:num w:numId="13" w16cid:durableId="1970471200">
+    <w:abstractNumId w:val="9"/>
+  </w:num>
+  <w:num w:numId="14" w16cid:durableId="272325106">
+    <w:abstractNumId w:val="10"/>
   </w:num>
 </w:numbering>
 </file>
@@ -4718,6 +5523,67 @@
       <w:bCs/>
     </w:rPr>
   </w:style>
+  <w:style w:type="character" w:customStyle="1" w:styleId="s1">
+    <w:name w:val="s1"/>
+    <w:basedOn w:val="DefaultParagraphFont"/>
+    <w:rsid w:val="008274B2"/>
+  </w:style>
+  <w:style w:type="character" w:styleId="Emphasis">
+    <w:name w:val="Emphasis"/>
+    <w:basedOn w:val="DefaultParagraphFont"/>
+    <w:uiPriority w:val="20"/>
+    <w:qFormat/>
+    <w:rsid w:val="00447BC3"/>
+    <w:rPr>
+      <w:i/>
+      <w:iCs/>
+    </w:rPr>
+  </w:style>
+  <w:style w:type="paragraph" w:customStyle="1" w:styleId="p1">
+    <w:name w:val="p1"/>
+    <w:basedOn w:val="Normal"/>
+    <w:rsid w:val="00447BC3"/>
+    <w:pPr>
+      <w:spacing w:before="100" w:beforeAutospacing="1" w:after="100" w:afterAutospacing="1" w:line="240" w:lineRule="auto"/>
+    </w:pPr>
+    <w:rPr>
+      <w:rFonts w:ascii="Times New Roman" w:eastAsia="Times New Roman" w:hAnsi="Times New Roman" w:cs="Times New Roman"/>
+      <w:kern w:val="0"/>
+      <w:lang w:eastAsia="en-GB"/>
+      <w14:ligatures w14:val="none"/>
+    </w:rPr>
+  </w:style>
+  <w:style w:type="paragraph" w:customStyle="1" w:styleId="p2">
+    <w:name w:val="p2"/>
+    <w:basedOn w:val="Normal"/>
+    <w:rsid w:val="00447BC3"/>
+    <w:pPr>
+      <w:spacing w:before="100" w:beforeAutospacing="1" w:after="100" w:afterAutospacing="1" w:line="240" w:lineRule="auto"/>
+    </w:pPr>
+    <w:rPr>
+      <w:rFonts w:ascii="Times New Roman" w:eastAsia="Times New Roman" w:hAnsi="Times New Roman" w:cs="Times New Roman"/>
+      <w:kern w:val="0"/>
+      <w:lang w:eastAsia="en-GB"/>
+      <w14:ligatures w14:val="none"/>
+    </w:rPr>
+  </w:style>
+  <w:style w:type="paragraph" w:styleId="NormalWeb">
+    <w:name w:val="Normal (Web)"/>
+    <w:basedOn w:val="Normal"/>
+    <w:uiPriority w:val="99"/>
+    <w:semiHidden/>
+    <w:unhideWhenUsed/>
+    <w:rsid w:val="00465CD7"/>
+    <w:pPr>
+      <w:spacing w:before="100" w:beforeAutospacing="1" w:after="100" w:afterAutospacing="1" w:line="240" w:lineRule="auto"/>
+    </w:pPr>
+    <w:rPr>
+      <w:rFonts w:ascii="Times New Roman" w:eastAsia="Times New Roman" w:hAnsi="Times New Roman" w:cs="Times New Roman"/>
+      <w:kern w:val="0"/>
+      <w:lang w:eastAsia="en-GB"/>
+      <w14:ligatures w14:val="none"/>
+    </w:rPr>
+  </w:style>
 </w:styles>
 </file>
 
